--- a/docs/SkyNode_SonarQube_Report.docx
+++ b/docs/SkyNode_SonarQube_Report.docx
@@ -83,7 +83,6 @@
           <w:color w:val="2F5496" w:themeColor="accent1" w:themeShade="BF"/>
         </w:rPr>
       </w:pPr>
-      <w:proofErr w:type="spellStart"/>
       <w:r>
         <w:rPr>
           <w:b/>
@@ -92,7 +91,6 @@
         </w:rPr>
         <w:t>SkyNode</w:t>
       </w:r>
-      <w:proofErr w:type="spellEnd"/>
     </w:p>
     <w:p>
       <w:pPr>
@@ -139,12 +137,6 @@
         <w:rPr>
           <w:color w:val="475569"/>
         </w:rPr>
-      </w:pPr>
-    </w:p>
-    <w:p>
-      <w:pPr>
-        <w:spacing w:after="620"/>
-        <w:jc w:val="center"/>
       </w:pPr>
     </w:p>
     <w:p>
@@ -162,6 +154,12 @@
     </w:p>
     <w:sdt>
       <w:sdtPr>
+        <w:rPr>
+          <w:rFonts w:ascii="Aptos" w:eastAsia="Times New Roman" w:hAnsi="Aptos" w:cs="Times New Roman"/>
+          <w:color w:val="auto"/>
+          <w:sz w:val="22"/>
+          <w:szCs w:val="20"/>
+        </w:rPr>
         <w:id w:val="-1318345045"/>
         <w:docPartObj>
           <w:docPartGallery w:val="Table of Contents"/>
@@ -170,13 +168,9 @@
       </w:sdtPr>
       <w:sdtEndPr>
         <w:rPr>
-          <w:rFonts w:ascii="Aptos" w:eastAsia="Times New Roman" w:hAnsi="Aptos" w:cs="Times New Roman"/>
           <w:b/>
           <w:bCs/>
           <w:noProof/>
-          <w:color w:val="auto"/>
-          <w:sz w:val="22"/>
-          <w:szCs w:val="20"/>
         </w:rPr>
       </w:sdtEndPr>
       <w:sdtContent>
@@ -2571,7 +2565,6 @@
       </w:pPr>
       <w:bookmarkStart w:id="0" w:name="_Toc231499960"/>
       <w:r>
-        <w:lastRenderedPageBreak/>
         <w:t>Document Information</w:t>
       </w:r>
       <w:bookmarkEnd w:id="0"/>
@@ -2590,12 +2583,6 @@
           <w:insideH w:val="single" w:sz="4" w:space="0" w:color="E2E8F0"/>
           <w:insideV w:val="single" w:sz="4" w:space="0" w:color="E2E8F0"/>
         </w:tblBorders>
-        <w:tblCellMar>
-          <w:top w:w="0" w:type="dxa"/>
-          <w:left w:w="0" w:type="dxa"/>
-          <w:bottom w:w="0" w:type="dxa"/>
-          <w:right w:w="0" w:type="dxa"/>
-        </w:tblCellMar>
         <w:tblLook w:val="04A0" w:firstRow="1" w:lastRow="0" w:firstColumn="1" w:lastColumn="0" w:noHBand="0" w:noVBand="1"/>
       </w:tblPr>
       <w:tblGrid>
@@ -2603,14 +2590,6 @@
         <w:gridCol w:w="2500"/>
       </w:tblGrid>
       <w:tr>
-        <w:tblPrEx>
-          <w:tblCellMar>
-            <w:top w:w="0" w:type="dxa"/>
-            <w:left w:w="0" w:type="dxa"/>
-            <w:bottom w:w="0" w:type="dxa"/>
-            <w:right w:w="0" w:type="dxa"/>
-          </w:tblCellMar>
-        </w:tblPrEx>
         <w:tc>
           <w:tcPr>
             <w:tcW w:w="2500" w:type="dxa"/>
@@ -2673,14 +2652,6 @@
         </w:tc>
       </w:tr>
       <w:tr>
-        <w:tblPrEx>
-          <w:tblCellMar>
-            <w:top w:w="0" w:type="dxa"/>
-            <w:left w:w="0" w:type="dxa"/>
-            <w:bottom w:w="0" w:type="dxa"/>
-            <w:right w:w="0" w:type="dxa"/>
-          </w:tblCellMar>
-        </w:tblPrEx>
         <w:tc>
           <w:tcPr>
             <w:tcW w:w="2500" w:type="dxa"/>
@@ -2727,36 +2698,18 @@
                 <w:szCs w:val="24"/>
               </w:rPr>
             </w:pPr>
-            <w:proofErr w:type="spellStart"/>
-            <w:r>
-              <w:rPr>
-                <w:color w:val="0F172A"/>
-                <w:sz w:val="24"/>
-                <w:szCs w:val="24"/>
-              </w:rPr>
-              <w:t>SkyNode</w:t>
-            </w:r>
-            <w:proofErr w:type="spellEnd"/>
-            <w:r>
-              <w:rPr>
-                <w:color w:val="0F172A"/>
-                <w:sz w:val="24"/>
-                <w:szCs w:val="24"/>
-              </w:rPr>
-              <w:t xml:space="preserve"> travel planning application</w:t>
+            <w:r>
+              <w:rPr>
+                <w:color w:val="0F172A"/>
+                <w:sz w:val="24"/>
+                <w:szCs w:val="24"/>
+              </w:rPr>
+              <w:t>SkyNode travel planning application</w:t>
             </w:r>
           </w:p>
         </w:tc>
       </w:tr>
       <w:tr>
-        <w:tblPrEx>
-          <w:tblCellMar>
-            <w:top w:w="0" w:type="dxa"/>
-            <w:left w:w="0" w:type="dxa"/>
-            <w:bottom w:w="0" w:type="dxa"/>
-            <w:right w:w="0" w:type="dxa"/>
-          </w:tblCellMar>
-        </w:tblPrEx>
         <w:tc>
           <w:tcPr>
             <w:tcW w:w="2500" w:type="dxa"/>
@@ -2815,14 +2768,6 @@
         </w:tc>
       </w:tr>
       <w:tr>
-        <w:tblPrEx>
-          <w:tblCellMar>
-            <w:top w:w="0" w:type="dxa"/>
-            <w:left w:w="0" w:type="dxa"/>
-            <w:bottom w:w="0" w:type="dxa"/>
-            <w:right w:w="0" w:type="dxa"/>
-          </w:tblCellMar>
-        </w:tblPrEx>
         <w:tc>
           <w:tcPr>
             <w:tcW w:w="2500" w:type="dxa"/>
@@ -2881,14 +2826,6 @@
         </w:tc>
       </w:tr>
       <w:tr>
-        <w:tblPrEx>
-          <w:tblCellMar>
-            <w:top w:w="0" w:type="dxa"/>
-            <w:left w:w="0" w:type="dxa"/>
-            <w:bottom w:w="0" w:type="dxa"/>
-            <w:right w:w="0" w:type="dxa"/>
-          </w:tblCellMar>
-        </w:tblPrEx>
         <w:tc>
           <w:tcPr>
             <w:tcW w:w="2500" w:type="dxa"/>
@@ -2947,14 +2884,6 @@
         </w:tc>
       </w:tr>
       <w:tr>
-        <w:tblPrEx>
-          <w:tblCellMar>
-            <w:top w:w="0" w:type="dxa"/>
-            <w:left w:w="0" w:type="dxa"/>
-            <w:bottom w:w="0" w:type="dxa"/>
-            <w:right w:w="0" w:type="dxa"/>
-          </w:tblCellMar>
-        </w:tblPrEx>
         <w:tc>
           <w:tcPr>
             <w:tcW w:w="2500" w:type="dxa"/>
@@ -3001,7 +2930,6 @@
                 <w:szCs w:val="24"/>
               </w:rPr>
             </w:pPr>
-            <w:proofErr w:type="spellStart"/>
             <w:r>
               <w:rPr>
                 <w:color w:val="0F172A"/>
@@ -3010,19 +2938,10 @@
               </w:rPr>
               <w:t>skynode</w:t>
             </w:r>
-            <w:proofErr w:type="spellEnd"/>
           </w:p>
         </w:tc>
       </w:tr>
       <w:tr>
-        <w:tblPrEx>
-          <w:tblCellMar>
-            <w:top w:w="0" w:type="dxa"/>
-            <w:left w:w="0" w:type="dxa"/>
-            <w:bottom w:w="0" w:type="dxa"/>
-            <w:right w:w="0" w:type="dxa"/>
-          </w:tblCellMar>
-        </w:tblPrEx>
         <w:tc>
           <w:tcPr>
             <w:tcW w:w="2500" w:type="dxa"/>
@@ -3069,7 +2988,6 @@
                 <w:szCs w:val="24"/>
               </w:rPr>
             </w:pPr>
-            <w:proofErr w:type="spellStart"/>
             <w:r>
               <w:rPr>
                 <w:color w:val="0F172A"/>
@@ -3078,19 +2996,10 @@
               </w:rPr>
               <w:t>src</w:t>
             </w:r>
-            <w:proofErr w:type="spellEnd"/>
           </w:p>
         </w:tc>
       </w:tr>
       <w:tr>
-        <w:tblPrEx>
-          <w:tblCellMar>
-            <w:top w:w="0" w:type="dxa"/>
-            <w:left w:w="0" w:type="dxa"/>
-            <w:bottom w:w="0" w:type="dxa"/>
-            <w:right w:w="0" w:type="dxa"/>
-          </w:tblCellMar>
-        </w:tblPrEx>
         <w:tc>
           <w:tcPr>
             <w:tcW w:w="2500" w:type="dxa"/>
@@ -3149,14 +3058,6 @@
         </w:tc>
       </w:tr>
       <w:tr>
-        <w:tblPrEx>
-          <w:tblCellMar>
-            <w:top w:w="0" w:type="dxa"/>
-            <w:left w:w="0" w:type="dxa"/>
-            <w:bottom w:w="0" w:type="dxa"/>
-            <w:right w:w="0" w:type="dxa"/>
-          </w:tblCellMar>
-        </w:tblPrEx>
         <w:tc>
           <w:tcPr>
             <w:tcW w:w="2500" w:type="dxa"/>
@@ -3253,69 +3154,7 @@
           <w:sz w:val="24"/>
           <w:szCs w:val="24"/>
         </w:rPr>
-        <w:t xml:space="preserve">This report documents the static code analysis process performed on the </w:t>
-      </w:r>
-      <w:proofErr w:type="spellStart"/>
-      <w:r>
-        <w:rPr>
-          <w:color w:val="0F172A"/>
-          <w:sz w:val="24"/>
-          <w:szCs w:val="24"/>
-        </w:rPr>
-        <w:t>SkyNode</w:t>
-      </w:r>
-      <w:proofErr w:type="spellEnd"/>
-      <w:r>
-        <w:rPr>
-          <w:color w:val="0F172A"/>
-          <w:sz w:val="24"/>
-          <w:szCs w:val="24"/>
-        </w:rPr>
-        <w:t xml:space="preserve"> application using SonarQube. </w:t>
-      </w:r>
-      <w:proofErr w:type="spellStart"/>
-      <w:r>
-        <w:rPr>
-          <w:color w:val="0F172A"/>
-          <w:sz w:val="24"/>
-          <w:szCs w:val="24"/>
-        </w:rPr>
-        <w:t>SkyNode</w:t>
-      </w:r>
-      <w:proofErr w:type="spellEnd"/>
-      <w:r>
-        <w:rPr>
-          <w:color w:val="0F172A"/>
-          <w:sz w:val="24"/>
-          <w:szCs w:val="24"/>
-        </w:rPr>
-        <w:t xml:space="preserve"> is a full-stack travel planning platform that includes a React/</w:t>
-      </w:r>
-      <w:proofErr w:type="spellStart"/>
-      <w:r>
-        <w:rPr>
-          <w:color w:val="0F172A"/>
-          <w:sz w:val="24"/>
-          <w:szCs w:val="24"/>
-        </w:rPr>
-        <w:t>Vite</w:t>
-      </w:r>
-      <w:proofErr w:type="spellEnd"/>
-      <w:r>
-        <w:rPr>
-          <w:color w:val="0F172A"/>
-          <w:sz w:val="24"/>
-          <w:szCs w:val="24"/>
-        </w:rPr>
-        <w:t xml:space="preserve"> frontend, a Node/Express backend, database repositorie</w:t>
-      </w:r>
-      <w:r>
-        <w:rPr>
-          <w:color w:val="0F172A"/>
-          <w:sz w:val="24"/>
-          <w:szCs w:val="24"/>
-        </w:rPr>
-        <w:t>s, third-party API integrations, itinerary generation, flight search, travel missions, and trip collaboration features.</w:t>
+        <w:t>This report documents the static code analysis process performed on the SkyNode application using SonarQube. SkyNode is a full-stack travel planning platform that includes a React/Vite frontend, a Node/Express backend, database repositories, third-party API integrations, itinerary generation, flight search, travel missions, and trip collaboration features.</w:t>
       </w:r>
     </w:p>
     <w:p>
@@ -3340,15 +3179,7 @@
           <w:sz w:val="24"/>
           <w:szCs w:val="24"/>
         </w:rPr>
-        <w:t>The purpose of this analysis was to evaluate the project from the perspective of maintainability, reliability, security, duplication, a</w:t>
-      </w:r>
-      <w:r>
-        <w:rPr>
-          <w:color w:val="1F2937"/>
-          <w:sz w:val="24"/>
-          <w:szCs w:val="24"/>
-        </w:rPr>
-        <w:t>nd new-code quality. The report follows the analysis timeline shown in the SonarQube screenshots: initial analysis, issue triage, quality gate configuration, high-severity issue remediation, security hotspot remediation, and final overview.</w:t>
+        <w:t>The purpose of this analysis was to evaluate the project from the perspective of maintainability, reliability, security, duplication, and new-code quality. The report follows the analysis timeline shown in the SonarQube screenshots: initial analysis, issue triage, quality gate configuration, high-severity issue remediation, security hotspot remediation, and final overview.</w:t>
       </w:r>
     </w:p>
     <w:p>
@@ -3369,7 +3200,7 @@
           <w:sz w:val="24"/>
           <w:szCs w:val="24"/>
         </w:rPr>
-        <w:t xml:space="preserve">SonarQube was </w:t>
+        <w:t xml:space="preserve">SonarQube was used as a local quality assurance tool to measure and improve the quality of the SkyNode codebase. The analysis helped identify maintainability issues, reliability risks, duplication, and security hotspots, and it provided a structured way to verify that the codebase </w:t>
       </w:r>
       <w:r>
         <w:rPr>
@@ -3377,33 +3208,8 @@
           <w:sz w:val="24"/>
           <w:szCs w:val="24"/>
         </w:rPr>
-        <w:t xml:space="preserve">used as a local quality assurance tool to measure and improve the quality of the </w:t>
-      </w:r>
-      <w:proofErr w:type="spellStart"/>
-      <w:r>
-        <w:rPr>
-          <w:color w:val="1F2937"/>
-          <w:sz w:val="24"/>
-          <w:szCs w:val="24"/>
-        </w:rPr>
-        <w:t>SkyNode</w:t>
-      </w:r>
-      <w:proofErr w:type="spellEnd"/>
-      <w:r>
-        <w:rPr>
-          <w:color w:val="1F2937"/>
-          <w:sz w:val="24"/>
-          <w:szCs w:val="24"/>
-        </w:rPr>
-        <w:t xml:space="preserve"> codebase. The analysis helped identify maintainability issues, reliability risks, duplication, and security hotspots, and it provided a structured way to verify that t</w:t>
-      </w:r>
-      <w:r>
-        <w:rPr>
-          <w:color w:val="1F2937"/>
-          <w:sz w:val="24"/>
-          <w:szCs w:val="24"/>
-        </w:rPr>
-        <w:t>he codebase improved after remediation. Automated tests and production builds remain the main deployment gates, while SonarQube documents the static quality review performed on the project.</w:t>
+        <w:lastRenderedPageBreak/>
+        <w:t>improved after remediation. Automated tests and production builds remain the main deployment gates, while SonarQube documents the static quality review performed on the project.</w:t>
       </w:r>
     </w:p>
     <w:p/>
@@ -3413,7 +3219,6 @@
       </w:pPr>
       <w:bookmarkStart w:id="2" w:name="_Toc231499962"/>
       <w:r>
-        <w:lastRenderedPageBreak/>
         <w:t>2. Analysis Environment</w:t>
       </w:r>
       <w:bookmarkEnd w:id="2"/>
@@ -3433,53 +3238,7 @@
           <w:sz w:val="24"/>
           <w:szCs w:val="24"/>
         </w:rPr>
-        <w:t>SonarQube was executed locally using Doc</w:t>
-      </w:r>
-      <w:r>
-        <w:rPr>
-          <w:color w:val="1F2937"/>
-          <w:sz w:val="24"/>
-          <w:szCs w:val="24"/>
-        </w:rPr>
-        <w:t>ker. The project configuration is stored in sonar-</w:t>
-      </w:r>
-      <w:proofErr w:type="spellStart"/>
-      <w:proofErr w:type="gramStart"/>
-      <w:r>
-        <w:rPr>
-          <w:color w:val="1F2937"/>
-          <w:sz w:val="24"/>
-          <w:szCs w:val="24"/>
-        </w:rPr>
-        <w:t>project.properties</w:t>
-      </w:r>
-      <w:proofErr w:type="spellEnd"/>
-      <w:proofErr w:type="gramEnd"/>
-      <w:r>
-        <w:rPr>
-          <w:color w:val="1F2937"/>
-          <w:sz w:val="24"/>
-          <w:szCs w:val="24"/>
-        </w:rPr>
-        <w:t>, and the SonarQube server is defined in docker-</w:t>
-      </w:r>
-      <w:proofErr w:type="spellStart"/>
-      <w:r>
-        <w:rPr>
-          <w:color w:val="1F2937"/>
-          <w:sz w:val="24"/>
-          <w:szCs w:val="24"/>
-        </w:rPr>
-        <w:t>compose.sonar.yml</w:t>
-      </w:r>
-      <w:proofErr w:type="spellEnd"/>
-      <w:r>
-        <w:rPr>
-          <w:color w:val="1F2937"/>
-          <w:sz w:val="24"/>
-          <w:szCs w:val="24"/>
-        </w:rPr>
-        <w:t>.</w:t>
+        <w:t>SonarQube was executed locally using Docker. The project configuration is stored in sonar-project.properties, and the SonarQube server is defined in docker-compose.sonar.yml.</w:t>
       </w:r>
     </w:p>
     <w:p>
@@ -3523,12 +3282,6 @@
           <w:insideH w:val="single" w:sz="4" w:space="0" w:color="E2E8F0"/>
           <w:insideV w:val="single" w:sz="4" w:space="0" w:color="E2E8F0"/>
         </w:tblBorders>
-        <w:tblCellMar>
-          <w:top w:w="0" w:type="dxa"/>
-          <w:left w:w="0" w:type="dxa"/>
-          <w:bottom w:w="0" w:type="dxa"/>
-          <w:right w:w="0" w:type="dxa"/>
-        </w:tblCellMar>
         <w:tblLook w:val="04A0" w:firstRow="1" w:lastRow="0" w:firstColumn="1" w:lastColumn="0" w:noHBand="0" w:noVBand="1"/>
       </w:tblPr>
       <w:tblGrid>
@@ -3536,14 +3289,6 @@
         <w:gridCol w:w="2500"/>
       </w:tblGrid>
       <w:tr>
-        <w:tblPrEx>
-          <w:tblCellMar>
-            <w:top w:w="0" w:type="dxa"/>
-            <w:left w:w="0" w:type="dxa"/>
-            <w:bottom w:w="0" w:type="dxa"/>
-            <w:right w:w="0" w:type="dxa"/>
-          </w:tblCellMar>
-        </w:tblPrEx>
         <w:tc>
           <w:tcPr>
             <w:tcW w:w="2500" w:type="dxa"/>
@@ -3606,14 +3351,6 @@
         </w:tc>
       </w:tr>
       <w:tr>
-        <w:tblPrEx>
-          <w:tblCellMar>
-            <w:top w:w="0" w:type="dxa"/>
-            <w:left w:w="0" w:type="dxa"/>
-            <w:bottom w:w="0" w:type="dxa"/>
-            <w:right w:w="0" w:type="dxa"/>
-          </w:tblCellMar>
-        </w:tblPrEx>
         <w:tc>
           <w:tcPr>
             <w:tcW w:w="2500" w:type="dxa"/>
@@ -3672,14 +3409,6 @@
         </w:tc>
       </w:tr>
       <w:tr>
-        <w:tblPrEx>
-          <w:tblCellMar>
-            <w:top w:w="0" w:type="dxa"/>
-            <w:left w:w="0" w:type="dxa"/>
-            <w:bottom w:w="0" w:type="dxa"/>
-            <w:right w:w="0" w:type="dxa"/>
-          </w:tblCellMar>
-        </w:tblPrEx>
         <w:tc>
           <w:tcPr>
             <w:tcW w:w="2500" w:type="dxa"/>
@@ -3726,7 +3455,6 @@
                 <w:szCs w:val="24"/>
               </w:rPr>
             </w:pPr>
-            <w:proofErr w:type="spellStart"/>
             <w:r>
               <w:rPr>
                 <w:color w:val="0F172A"/>
@@ -3735,19 +3463,10 @@
               </w:rPr>
               <w:t>SkyNode</w:t>
             </w:r>
-            <w:proofErr w:type="spellEnd"/>
           </w:p>
         </w:tc>
       </w:tr>
       <w:tr>
-        <w:tblPrEx>
-          <w:tblCellMar>
-            <w:top w:w="0" w:type="dxa"/>
-            <w:left w:w="0" w:type="dxa"/>
-            <w:bottom w:w="0" w:type="dxa"/>
-            <w:right w:w="0" w:type="dxa"/>
-          </w:tblCellMar>
-        </w:tblPrEx>
         <w:tc>
           <w:tcPr>
             <w:tcW w:w="2500" w:type="dxa"/>
@@ -3794,7 +3513,6 @@
                 <w:szCs w:val="24"/>
               </w:rPr>
             </w:pPr>
-            <w:proofErr w:type="spellStart"/>
             <w:r>
               <w:rPr>
                 <w:color w:val="0F172A"/>
@@ -3803,19 +3521,10 @@
               </w:rPr>
               <w:t>skynode</w:t>
             </w:r>
-            <w:proofErr w:type="spellEnd"/>
           </w:p>
         </w:tc>
       </w:tr>
       <w:tr>
-        <w:tblPrEx>
-          <w:tblCellMar>
-            <w:top w:w="0" w:type="dxa"/>
-            <w:left w:w="0" w:type="dxa"/>
-            <w:bottom w:w="0" w:type="dxa"/>
-            <w:right w:w="0" w:type="dxa"/>
-          </w:tblCellMar>
-        </w:tblPrEx>
         <w:tc>
           <w:tcPr>
             <w:tcW w:w="2500" w:type="dxa"/>
@@ -3862,7 +3571,6 @@
                 <w:szCs w:val="24"/>
               </w:rPr>
             </w:pPr>
-            <w:proofErr w:type="spellStart"/>
             <w:r>
               <w:rPr>
                 <w:color w:val="0F172A"/>
@@ -3871,19 +3579,10 @@
               </w:rPr>
               <w:t>src</w:t>
             </w:r>
-            <w:proofErr w:type="spellEnd"/>
           </w:p>
         </w:tc>
       </w:tr>
       <w:tr>
-        <w:tblPrEx>
-          <w:tblCellMar>
-            <w:top w:w="0" w:type="dxa"/>
-            <w:left w:w="0" w:type="dxa"/>
-            <w:bottom w:w="0" w:type="dxa"/>
-            <w:right w:w="0" w:type="dxa"/>
-          </w:tblCellMar>
-        </w:tblPrEx>
         <w:tc>
           <w:tcPr>
             <w:tcW w:w="2500" w:type="dxa"/>
@@ -3942,14 +3641,6 @@
         </w:tc>
       </w:tr>
       <w:tr>
-        <w:tblPrEx>
-          <w:tblCellMar>
-            <w:top w:w="0" w:type="dxa"/>
-            <w:left w:w="0" w:type="dxa"/>
-            <w:bottom w:w="0" w:type="dxa"/>
-            <w:right w:w="0" w:type="dxa"/>
-          </w:tblCellMar>
-        </w:tblPrEx>
         <w:tc>
           <w:tcPr>
             <w:tcW w:w="2500" w:type="dxa"/>
@@ -3996,54 +3687,18 @@
                 <w:szCs w:val="24"/>
               </w:rPr>
             </w:pPr>
-            <w:proofErr w:type="spellStart"/>
-            <w:r>
-              <w:rPr>
-                <w:color w:val="0F172A"/>
-                <w:sz w:val="24"/>
-                <w:szCs w:val="24"/>
-              </w:rPr>
-              <w:t>dist</w:t>
-            </w:r>
-            <w:proofErr w:type="spellEnd"/>
-            <w:r>
-              <w:rPr>
-                <w:color w:val="0F172A"/>
-                <w:sz w:val="24"/>
-                <w:szCs w:val="24"/>
-              </w:rPr>
-              <w:t xml:space="preserve">, </w:t>
-            </w:r>
-            <w:proofErr w:type="spellStart"/>
-            <w:r>
-              <w:rPr>
-                <w:color w:val="0F172A"/>
-                <w:sz w:val="24"/>
-                <w:szCs w:val="24"/>
-              </w:rPr>
-              <w:t>node_modules</w:t>
-            </w:r>
-            <w:proofErr w:type="spellEnd"/>
-            <w:r>
-              <w:rPr>
-                <w:color w:val="0F172A"/>
-                <w:sz w:val="24"/>
-                <w:szCs w:val="24"/>
-              </w:rPr>
-              <w:t>, coverage, docs, assets, debug</w:t>
+            <w:r>
+              <w:rPr>
+                <w:color w:val="0F172A"/>
+                <w:sz w:val="24"/>
+                <w:szCs w:val="24"/>
+              </w:rPr>
+              <w:t>dist, node_modules, coverage, docs, assets, debug</w:t>
             </w:r>
           </w:p>
         </w:tc>
       </w:tr>
       <w:tr>
-        <w:tblPrEx>
-          <w:tblCellMar>
-            <w:top w:w="0" w:type="dxa"/>
-            <w:left w:w="0" w:type="dxa"/>
-            <w:bottom w:w="0" w:type="dxa"/>
-            <w:right w:w="0" w:type="dxa"/>
-          </w:tblCellMar>
-        </w:tblPrEx>
         <w:tc>
           <w:tcPr>
             <w:tcW w:w="2500" w:type="dxa"/>
@@ -4090,23 +3745,13 @@
                 <w:szCs w:val="24"/>
               </w:rPr>
             </w:pPr>
-            <w:proofErr w:type="spellStart"/>
-            <w:r>
-              <w:rPr>
-                <w:color w:val="0F172A"/>
-                <w:sz w:val="24"/>
-                <w:szCs w:val="24"/>
-              </w:rPr>
-              <w:t>SkyNode</w:t>
-            </w:r>
-            <w:proofErr w:type="spellEnd"/>
-            <w:r>
-              <w:rPr>
-                <w:color w:val="0F172A"/>
-                <w:sz w:val="24"/>
-                <w:szCs w:val="24"/>
-              </w:rPr>
-              <w:t xml:space="preserve"> Quality Gate</w:t>
+            <w:r>
+              <w:rPr>
+                <w:color w:val="0F172A"/>
+                <w:sz w:val="24"/>
+                <w:szCs w:val="24"/>
+              </w:rPr>
+              <w:t>SkyNode Quality Gate</w:t>
             </w:r>
           </w:p>
         </w:tc>
@@ -4171,25 +3816,7 @@
           <w:sz w:val="24"/>
           <w:szCs w:val="22"/>
         </w:rPr>
-        <w:t xml:space="preserve">A custom quality gate named </w:t>
-      </w:r>
-      <w:proofErr w:type="spellStart"/>
-      <w:r>
-        <w:rPr>
-          <w:color w:val="1F2937"/>
-          <w:sz w:val="24"/>
-          <w:szCs w:val="22"/>
-        </w:rPr>
-        <w:t>SkyNode</w:t>
-      </w:r>
-      <w:proofErr w:type="spellEnd"/>
-      <w:r>
-        <w:rPr>
-          <w:color w:val="1F2937"/>
-          <w:sz w:val="24"/>
-          <w:szCs w:val="22"/>
-        </w:rPr>
-        <w:t xml:space="preserve"> Quality Gate was created to match the current maturity of the project. The goal was to keep the project professional and strict on new code without blocking deployment because of unavailable coverage reporting.</w:t>
+        <w:t>A custom quality gate named SkyNode Quality Gate was created to match the current maturity of the project. The goal was to keep the project professional and strict on new code without blocking deployment because of unavailable coverage reporting.</w:t>
       </w:r>
     </w:p>
     <w:p>
@@ -4214,15 +3841,7 @@
           <w:sz w:val="24"/>
           <w:szCs w:val="22"/>
         </w:rPr>
-        <w:t>The cust</w:t>
-      </w:r>
-      <w:r>
-        <w:rPr>
-          <w:color w:val="1F2937"/>
-          <w:sz w:val="24"/>
-          <w:szCs w:val="22"/>
-        </w:rPr>
-        <w:t>om quality gate focused on:</w:t>
+        <w:t>The custom quality gate focused on:</w:t>
       </w:r>
     </w:p>
     <w:p>
@@ -4264,6 +3883,7 @@
           <w:sz w:val="24"/>
           <w:szCs w:val="22"/>
         </w:rPr>
+        <w:lastRenderedPageBreak/>
         <w:t>• all new security hotspots reviewed;</w:t>
       </w:r>
     </w:p>
@@ -4305,24 +3925,7 @@
           <w:sz w:val="24"/>
           <w:szCs w:val="22"/>
         </w:rPr>
-        <w:t xml:space="preserve">Coverage was intentionally not used as a blocking condition at this stage because SonarQube showed 0.0% coverage due to missing LCOV coverage import, even though the project has automated unit, </w:t>
-      </w:r>
-      <w:r>
-        <w:rPr>
-          <w:color w:val="1F2937"/>
-          <w:sz w:val="24"/>
-          <w:szCs w:val="22"/>
-        </w:rPr>
-        <w:lastRenderedPageBreak/>
-        <w:t>integration, and database tests. Coverage can be added later a</w:t>
-      </w:r>
-      <w:r>
-        <w:rPr>
-          <w:color w:val="1F2937"/>
-          <w:sz w:val="24"/>
-          <w:szCs w:val="22"/>
-        </w:rPr>
-        <w:t>fter the test runner exports a coverage report.</w:t>
+        <w:t>Coverage was intentionally not used as a blocking condition at this stage because SonarQube showed 0.0% coverage due to missing LCOV coverage import, even though the project has automated unit, integration, and database tests. Coverage can be added later after the test runner exports a coverage report.</w:t>
       </w:r>
     </w:p>
     <w:p>
@@ -4363,15 +3966,7 @@
           <w:sz w:val="24"/>
           <w:szCs w:val="22"/>
         </w:rPr>
-        <w:t>The first SonarQube analysis provided a baseline view of the overall project quality. The project had approximately 22k lines of code and the Quality Gate was passing on the overall view</w:t>
-      </w:r>
-      <w:r>
-        <w:rPr>
-          <w:color w:val="1F2937"/>
-          <w:sz w:val="24"/>
-          <w:szCs w:val="22"/>
-        </w:rPr>
-        <w:t>, but the issue list showed a significant amount of technical debt.</w:t>
+        <w:t>The first SonarQube analysis provided a baseline view of the overall project quality. The project had approximately 22k lines of code and the Quality Gate was passing on the overall view, but the issue list showed a significant amount of technical debt.</w:t>
       </w:r>
     </w:p>
     <w:p/>
@@ -4390,15 +3985,7 @@
           <w:sz w:val="29"/>
           <w:szCs w:val="24"/>
         </w:rPr>
-        <w:t xml:space="preserve">Initial overview </w:t>
-      </w:r>
-      <w:r>
-        <w:rPr>
-          <w:color w:val="0F172A"/>
-          <w:sz w:val="29"/>
-          <w:szCs w:val="24"/>
-        </w:rPr>
-        <w:t>metrics</w:t>
+        <w:t>Initial overview metrics</w:t>
       </w:r>
       <w:bookmarkEnd w:id="6"/>
     </w:p>
@@ -4416,12 +4003,6 @@
           <w:insideH w:val="single" w:sz="4" w:space="0" w:color="E2E8F0"/>
           <w:insideV w:val="single" w:sz="4" w:space="0" w:color="E2E8F0"/>
         </w:tblBorders>
-        <w:tblCellMar>
-          <w:top w:w="0" w:type="dxa"/>
-          <w:left w:w="0" w:type="dxa"/>
-          <w:bottom w:w="0" w:type="dxa"/>
-          <w:right w:w="0" w:type="dxa"/>
-        </w:tblCellMar>
         <w:tblLook w:val="04A0" w:firstRow="1" w:lastRow="0" w:firstColumn="1" w:lastColumn="0" w:noHBand="0" w:noVBand="1"/>
       </w:tblPr>
       <w:tblGrid>
@@ -4429,14 +4010,6 @@
         <w:gridCol w:w="2500"/>
       </w:tblGrid>
       <w:tr>
-        <w:tblPrEx>
-          <w:tblCellMar>
-            <w:top w:w="0" w:type="dxa"/>
-            <w:left w:w="0" w:type="dxa"/>
-            <w:bottom w:w="0" w:type="dxa"/>
-            <w:right w:w="0" w:type="dxa"/>
-          </w:tblCellMar>
-        </w:tblPrEx>
         <w:tc>
           <w:tcPr>
             <w:tcW w:w="2500" w:type="dxa"/>
@@ -4499,14 +4072,6 @@
         </w:tc>
       </w:tr>
       <w:tr>
-        <w:tblPrEx>
-          <w:tblCellMar>
-            <w:top w:w="0" w:type="dxa"/>
-            <w:left w:w="0" w:type="dxa"/>
-            <w:bottom w:w="0" w:type="dxa"/>
-            <w:right w:w="0" w:type="dxa"/>
-          </w:tblCellMar>
-        </w:tblPrEx>
         <w:tc>
           <w:tcPr>
             <w:tcW w:w="2500" w:type="dxa"/>
@@ -4565,14 +4130,6 @@
         </w:tc>
       </w:tr>
       <w:tr>
-        <w:tblPrEx>
-          <w:tblCellMar>
-            <w:top w:w="0" w:type="dxa"/>
-            <w:left w:w="0" w:type="dxa"/>
-            <w:bottom w:w="0" w:type="dxa"/>
-            <w:right w:w="0" w:type="dxa"/>
-          </w:tblCellMar>
-        </w:tblPrEx>
         <w:tc>
           <w:tcPr>
             <w:tcW w:w="2500" w:type="dxa"/>
@@ -4631,14 +4188,6 @@
         </w:tc>
       </w:tr>
       <w:tr>
-        <w:tblPrEx>
-          <w:tblCellMar>
-            <w:top w:w="0" w:type="dxa"/>
-            <w:left w:w="0" w:type="dxa"/>
-            <w:bottom w:w="0" w:type="dxa"/>
-            <w:right w:w="0" w:type="dxa"/>
-          </w:tblCellMar>
-        </w:tblPrEx>
         <w:tc>
           <w:tcPr>
             <w:tcW w:w="2500" w:type="dxa"/>
@@ -4697,14 +4246,6 @@
         </w:tc>
       </w:tr>
       <w:tr>
-        <w:tblPrEx>
-          <w:tblCellMar>
-            <w:top w:w="0" w:type="dxa"/>
-            <w:left w:w="0" w:type="dxa"/>
-            <w:bottom w:w="0" w:type="dxa"/>
-            <w:right w:w="0" w:type="dxa"/>
-          </w:tblCellMar>
-        </w:tblPrEx>
         <w:tc>
           <w:tcPr>
             <w:tcW w:w="2500" w:type="dxa"/>
@@ -4763,14 +4304,6 @@
         </w:tc>
       </w:tr>
       <w:tr>
-        <w:tblPrEx>
-          <w:tblCellMar>
-            <w:top w:w="0" w:type="dxa"/>
-            <w:left w:w="0" w:type="dxa"/>
-            <w:bottom w:w="0" w:type="dxa"/>
-            <w:right w:w="0" w:type="dxa"/>
-          </w:tblCellMar>
-        </w:tblPrEx>
         <w:tc>
           <w:tcPr>
             <w:tcW w:w="2500" w:type="dxa"/>
@@ -4829,14 +4362,6 @@
         </w:tc>
       </w:tr>
       <w:tr>
-        <w:tblPrEx>
-          <w:tblCellMar>
-            <w:top w:w="0" w:type="dxa"/>
-            <w:left w:w="0" w:type="dxa"/>
-            <w:bottom w:w="0" w:type="dxa"/>
-            <w:right w:w="0" w:type="dxa"/>
-          </w:tblCellMar>
-        </w:tblPrEx>
         <w:tc>
           <w:tcPr>
             <w:tcW w:w="2500" w:type="dxa"/>
@@ -4895,14 +4420,6 @@
         </w:tc>
       </w:tr>
       <w:tr>
-        <w:tblPrEx>
-          <w:tblCellMar>
-            <w:top w:w="0" w:type="dxa"/>
-            <w:left w:w="0" w:type="dxa"/>
-            <w:bottom w:w="0" w:type="dxa"/>
-            <w:right w:w="0" w:type="dxa"/>
-          </w:tblCellMar>
-        </w:tblPrEx>
         <w:tc>
           <w:tcPr>
             <w:tcW w:w="2500" w:type="dxa"/>
@@ -4961,14 +4478,6 @@
         </w:tc>
       </w:tr>
       <w:tr>
-        <w:tblPrEx>
-          <w:tblCellMar>
-            <w:top w:w="0" w:type="dxa"/>
-            <w:left w:w="0" w:type="dxa"/>
-            <w:bottom w:w="0" w:type="dxa"/>
-            <w:right w:w="0" w:type="dxa"/>
-          </w:tblCellMar>
-        </w:tblPrEx>
         <w:tc>
           <w:tcPr>
             <w:tcW w:w="2500" w:type="dxa"/>
@@ -5027,14 +4536,6 @@
         </w:tc>
       </w:tr>
       <w:tr>
-        <w:tblPrEx>
-          <w:tblCellMar>
-            <w:top w:w="0" w:type="dxa"/>
-            <w:left w:w="0" w:type="dxa"/>
-            <w:bottom w:w="0" w:type="dxa"/>
-            <w:right w:w="0" w:type="dxa"/>
-          </w:tblCellMar>
-        </w:tblPrEx>
         <w:tc>
           <w:tcPr>
             <w:tcW w:w="2500" w:type="dxa"/>
@@ -5093,14 +4594,6 @@
         </w:tc>
       </w:tr>
       <w:tr>
-        <w:tblPrEx>
-          <w:tblCellMar>
-            <w:top w:w="0" w:type="dxa"/>
-            <w:left w:w="0" w:type="dxa"/>
-            <w:bottom w:w="0" w:type="dxa"/>
-            <w:right w:w="0" w:type="dxa"/>
-          </w:tblCellMar>
-        </w:tblPrEx>
         <w:tc>
           <w:tcPr>
             <w:tcW w:w="2500" w:type="dxa"/>
@@ -5162,6 +4655,9 @@
     <w:p/>
     <w:p>
       <w:r>
+        <w:rPr>
+          <w:noProof/>
+        </w:rPr>
         <w:lastRenderedPageBreak/>
         <w:drawing>
           <wp:inline distT="0" distB="0" distL="0" distR="0" wp14:anchorId="5F0D10B2" wp14:editId="0A68B0AE">
@@ -5259,15 +4755,7 @@
           <w:sz w:val="24"/>
           <w:szCs w:val="22"/>
         </w:rPr>
-        <w:t xml:space="preserve">The most important </w:t>
-      </w:r>
-      <w:r>
-        <w:rPr>
-          <w:color w:val="1F2937"/>
-          <w:sz w:val="24"/>
-          <w:szCs w:val="22"/>
-        </w:rPr>
-        <w:t>high-severity categories were:</w:t>
+        <w:t>The most important high-severity categories were:</w:t>
       </w:r>
     </w:p>
     <w:p>
@@ -5344,15 +4832,7 @@
           <w:sz w:val="24"/>
           <w:szCs w:val="22"/>
         </w:rPr>
-        <w:t>• maintainability issues in shared route, repository, and</w:t>
-      </w:r>
-      <w:r>
-        <w:rPr>
-          <w:color w:val="1F2937"/>
-          <w:sz w:val="24"/>
-          <w:szCs w:val="22"/>
-        </w:rPr>
-        <w:t xml:space="preserve"> parsing logic.</w:t>
+        <w:t>• maintainability issues in shared route, repository, and parsing logic.</w:t>
       </w:r>
     </w:p>
     <w:p>
@@ -5368,6 +4848,9 @@
         <w:pStyle w:val="Bullet"/>
       </w:pPr>
       <w:r>
+        <w:rPr>
+          <w:noProof/>
+        </w:rPr>
         <w:drawing>
           <wp:inline distT="0" distB="0" distL="0" distR="0" wp14:anchorId="383FB72E" wp14:editId="211A25FA">
             <wp:extent cx="5868238" cy="2654501"/>
@@ -5431,25 +4914,7 @@
           <w:sz w:val="24"/>
           <w:szCs w:val="22"/>
         </w:rPr>
-        <w:t xml:space="preserve">After reviewing the initial results, a custom quality gate was created for the project. The gate was named </w:t>
-      </w:r>
-      <w:proofErr w:type="spellStart"/>
-      <w:r>
-        <w:rPr>
-          <w:color w:val="1F2937"/>
-          <w:sz w:val="24"/>
-          <w:szCs w:val="22"/>
-        </w:rPr>
-        <w:t>SkyNode</w:t>
-      </w:r>
-      <w:proofErr w:type="spellEnd"/>
-      <w:r>
-        <w:rPr>
-          <w:color w:val="1F2937"/>
-          <w:sz w:val="24"/>
-          <w:szCs w:val="22"/>
-        </w:rPr>
-        <w:t xml:space="preserve"> Quality Gate and assigned as the default quality gate.</w:t>
+        <w:t>After reviewing the initial results, a custom quality gate was created for the project. The gate was named SkyNode Quality Gate and assigned as the default quality gate.</w:t>
       </w:r>
     </w:p>
     <w:p/>
@@ -5480,12 +4945,6 @@
           <w:insideH w:val="single" w:sz="4" w:space="0" w:color="E2E8F0"/>
           <w:insideV w:val="single" w:sz="4" w:space="0" w:color="E2E8F0"/>
         </w:tblBorders>
-        <w:tblCellMar>
-          <w:top w:w="0" w:type="dxa"/>
-          <w:left w:w="0" w:type="dxa"/>
-          <w:bottom w:w="0" w:type="dxa"/>
-          <w:right w:w="0" w:type="dxa"/>
-        </w:tblCellMar>
         <w:tblLook w:val="04A0" w:firstRow="1" w:lastRow="0" w:firstColumn="1" w:lastColumn="0" w:noHBand="0" w:noVBand="1"/>
       </w:tblPr>
       <w:tblGrid>
@@ -5494,14 +4953,6 @@
         <w:gridCol w:w="2500"/>
       </w:tblGrid>
       <w:tr>
-        <w:tblPrEx>
-          <w:tblCellMar>
-            <w:top w:w="0" w:type="dxa"/>
-            <w:left w:w="0" w:type="dxa"/>
-            <w:bottom w:w="0" w:type="dxa"/>
-            <w:right w:w="0" w:type="dxa"/>
-          </w:tblCellMar>
-        </w:tblPrEx>
         <w:tc>
           <w:tcPr>
             <w:tcW w:w="2500" w:type="dxa"/>
@@ -5594,14 +5045,6 @@
         </w:tc>
       </w:tr>
       <w:tr>
-        <w:tblPrEx>
-          <w:tblCellMar>
-            <w:top w:w="0" w:type="dxa"/>
-            <w:left w:w="0" w:type="dxa"/>
-            <w:bottom w:w="0" w:type="dxa"/>
-            <w:right w:w="0" w:type="dxa"/>
-          </w:tblCellMar>
-        </w:tblPrEx>
         <w:tc>
           <w:tcPr>
             <w:tcW w:w="2500" w:type="dxa"/>
@@ -5688,14 +5131,6 @@
         </w:tc>
       </w:tr>
       <w:tr>
-        <w:tblPrEx>
-          <w:tblCellMar>
-            <w:top w:w="0" w:type="dxa"/>
-            <w:left w:w="0" w:type="dxa"/>
-            <w:bottom w:w="0" w:type="dxa"/>
-            <w:right w:w="0" w:type="dxa"/>
-          </w:tblCellMar>
-        </w:tblPrEx>
         <w:tc>
           <w:tcPr>
             <w:tcW w:w="2500" w:type="dxa"/>
@@ -5782,14 +5217,6 @@
         </w:tc>
       </w:tr>
       <w:tr>
-        <w:tblPrEx>
-          <w:tblCellMar>
-            <w:top w:w="0" w:type="dxa"/>
-            <w:left w:w="0" w:type="dxa"/>
-            <w:bottom w:w="0" w:type="dxa"/>
-            <w:right w:w="0" w:type="dxa"/>
-          </w:tblCellMar>
-        </w:tblPrEx>
         <w:tc>
           <w:tcPr>
             <w:tcW w:w="2500" w:type="dxa"/>
@@ -5891,15 +5318,7 @@
           <w:sz w:val="24"/>
           <w:szCs w:val="24"/>
         </w:rPr>
-        <w:t>This gate is strict enough to prevent new quality degradation while remaining practical for the current state of the project. It avoids using coverage as a deploym</w:t>
-      </w:r>
-      <w:r>
-        <w:rPr>
-          <w:color w:val="1F2937"/>
-          <w:sz w:val="24"/>
-          <w:szCs w:val="24"/>
-        </w:rPr>
-        <w:t>ent blocker until proper coverage reporting is configured</w:t>
+        <w:t>This gate is strict enough to prevent new quality degradation while remaining practical for the current state of the project. It avoids using coverage as a deployment blocker until proper coverage reporting is configured</w:t>
       </w:r>
       <w:r>
         <w:rPr>
@@ -5913,6 +5332,9 @@
         <w:pStyle w:val="BodyText"/>
       </w:pPr>
       <w:r>
+        <w:rPr>
+          <w:noProof/>
+        </w:rPr>
         <w:drawing>
           <wp:inline distT="0" distB="0" distL="0" distR="0" wp14:anchorId="61C6117E" wp14:editId="4BBFB937">
             <wp:extent cx="6292850" cy="2852693"/>
@@ -5985,15 +5407,7 @@
           <w:sz w:val="24"/>
           <w:szCs w:val="24"/>
         </w:rPr>
-        <w:t>The next remediation phase focused only on high-severity issues. This was the highest-impact step because high issues are the most likely to affect maintainabil</w:t>
-      </w:r>
-      <w:r>
-        <w:rPr>
-          <w:color w:val="1F2937"/>
-          <w:sz w:val="24"/>
-          <w:szCs w:val="24"/>
-        </w:rPr>
-        <w:t>ity, future development, and review quality.</w:t>
+        <w:t>The next remediation phase focused only on high-severity issues. This was the highest-impact step because high issues are the most likely to affect maintainability, future development, and review quality.</w:t>
       </w:r>
     </w:p>
     <w:p/>
@@ -6030,28 +5444,14 @@
           <w:insideH w:val="single" w:sz="4" w:space="0" w:color="E2E8F0"/>
           <w:insideV w:val="single" w:sz="4" w:space="0" w:color="E2E8F0"/>
         </w:tblBorders>
-        <w:tblCellMar>
-          <w:top w:w="0" w:type="dxa"/>
-          <w:left w:w="0" w:type="dxa"/>
-          <w:bottom w:w="0" w:type="dxa"/>
-          <w:right w:w="0" w:type="dxa"/>
-        </w:tblCellMar>
         <w:tblLook w:val="04A0" w:firstRow="1" w:lastRow="0" w:firstColumn="1" w:lastColumn="0" w:noHBand="0" w:noVBand="1"/>
       </w:tblPr>
       <w:tblGrid>
-        <w:gridCol w:w="4959"/>
-        <w:gridCol w:w="2500"/>
-        <w:gridCol w:w="2500"/>
+        <w:gridCol w:w="5472"/>
+        <w:gridCol w:w="2439"/>
+        <w:gridCol w:w="2109"/>
       </w:tblGrid>
       <w:tr>
-        <w:tblPrEx>
-          <w:tblCellMar>
-            <w:top w:w="0" w:type="dxa"/>
-            <w:left w:w="0" w:type="dxa"/>
-            <w:bottom w:w="0" w:type="dxa"/>
-            <w:right w:w="0" w:type="dxa"/>
-          </w:tblCellMar>
-        </w:tblPrEx>
         <w:tc>
           <w:tcPr>
             <w:tcW w:w="2500" w:type="dxa"/>
@@ -6144,60 +5544,32 @@
         </w:tc>
       </w:tr>
       <w:tr>
-        <w:tblPrEx>
-          <w:tblCellMar>
-            <w:top w:w="0" w:type="dxa"/>
-            <w:left w:w="0" w:type="dxa"/>
-            <w:bottom w:w="0" w:type="dxa"/>
-            <w:right w:w="0" w:type="dxa"/>
-          </w:tblCellMar>
-        </w:tblPrEx>
-        <w:tc>
-          <w:tcPr>
-            <w:tcW w:w="2500" w:type="dxa"/>
-            <w:tcMar>
-              <w:top w:w="90" w:type="dxa"/>
-              <w:left w:w="110" w:type="dxa"/>
-              <w:bottom w:w="90" w:type="dxa"/>
-              <w:right w:w="110" w:type="dxa"/>
-            </w:tcMar>
-          </w:tcPr>
-          <w:p>
-            <w:pPr>
-              <w:pStyle w:val="TableBody"/>
-              <w:rPr>
-                <w:sz w:val="24"/>
-                <w:szCs w:val="24"/>
-              </w:rPr>
-            </w:pPr>
-            <w:proofErr w:type="spellStart"/>
-            <w:r>
-              <w:rPr>
-                <w:color w:val="0F172A"/>
-                <w:sz w:val="24"/>
-                <w:szCs w:val="24"/>
-              </w:rPr>
-              <w:t>src</w:t>
-            </w:r>
-            <w:proofErr w:type="spellEnd"/>
-            <w:r>
-              <w:rPr>
-                <w:color w:val="0F172A"/>
-                <w:sz w:val="24"/>
-                <w:szCs w:val="24"/>
-              </w:rPr>
-              <w:t>/client/components/</w:t>
-            </w:r>
-            <w:proofErr w:type="spellStart"/>
-            <w:r>
-              <w:rPr>
-                <w:color w:val="0F172A"/>
-                <w:sz w:val="24"/>
-                <w:szCs w:val="24"/>
-              </w:rPr>
-              <w:t>ItineraryMap.tsx</w:t>
-            </w:r>
-            <w:proofErr w:type="spellEnd"/>
+        <w:tc>
+          <w:tcPr>
+            <w:tcW w:w="2500" w:type="dxa"/>
+            <w:tcMar>
+              <w:top w:w="90" w:type="dxa"/>
+              <w:left w:w="110" w:type="dxa"/>
+              <w:bottom w:w="90" w:type="dxa"/>
+              <w:right w:w="110" w:type="dxa"/>
+            </w:tcMar>
+          </w:tcPr>
+          <w:p>
+            <w:pPr>
+              <w:pStyle w:val="TableBody"/>
+              <w:rPr>
+                <w:sz w:val="24"/>
+                <w:szCs w:val="24"/>
+              </w:rPr>
+            </w:pPr>
+            <w:r>
+              <w:rPr>
+                <w:color w:val="0F172A"/>
+                <w:sz w:val="24"/>
+                <w:szCs w:val="24"/>
+              </w:rPr>
+              <w:t>src/client/components/ItineraryMap.tsx</w:t>
+            </w:r>
           </w:p>
         </w:tc>
         <w:tc>
@@ -6258,60 +5630,32 @@
         </w:tc>
       </w:tr>
       <w:tr>
-        <w:tblPrEx>
-          <w:tblCellMar>
-            <w:top w:w="0" w:type="dxa"/>
-            <w:left w:w="0" w:type="dxa"/>
-            <w:bottom w:w="0" w:type="dxa"/>
-            <w:right w:w="0" w:type="dxa"/>
-          </w:tblCellMar>
-        </w:tblPrEx>
-        <w:tc>
-          <w:tcPr>
-            <w:tcW w:w="2500" w:type="dxa"/>
-            <w:tcMar>
-              <w:top w:w="90" w:type="dxa"/>
-              <w:left w:w="110" w:type="dxa"/>
-              <w:bottom w:w="90" w:type="dxa"/>
-              <w:right w:w="110" w:type="dxa"/>
-            </w:tcMar>
-          </w:tcPr>
-          <w:p>
-            <w:pPr>
-              <w:pStyle w:val="TableBody"/>
-              <w:rPr>
-                <w:sz w:val="24"/>
-                <w:szCs w:val="24"/>
-              </w:rPr>
-            </w:pPr>
-            <w:proofErr w:type="spellStart"/>
-            <w:r>
-              <w:rPr>
-                <w:color w:val="0F172A"/>
-                <w:sz w:val="24"/>
-                <w:szCs w:val="24"/>
-              </w:rPr>
-              <w:t>src</w:t>
-            </w:r>
-            <w:proofErr w:type="spellEnd"/>
-            <w:r>
-              <w:rPr>
-                <w:color w:val="0F172A"/>
-                <w:sz w:val="24"/>
-                <w:szCs w:val="24"/>
-              </w:rPr>
-              <w:t>/client/features/planner/</w:t>
-            </w:r>
-            <w:proofErr w:type="spellStart"/>
-            <w:r>
-              <w:rPr>
-                <w:color w:val="0F172A"/>
-                <w:sz w:val="24"/>
-                <w:szCs w:val="24"/>
-              </w:rPr>
-              <w:t>ItineraryEditor.tsx</w:t>
-            </w:r>
-            <w:proofErr w:type="spellEnd"/>
+        <w:tc>
+          <w:tcPr>
+            <w:tcW w:w="2500" w:type="dxa"/>
+            <w:tcMar>
+              <w:top w:w="90" w:type="dxa"/>
+              <w:left w:w="110" w:type="dxa"/>
+              <w:bottom w:w="90" w:type="dxa"/>
+              <w:right w:w="110" w:type="dxa"/>
+            </w:tcMar>
+          </w:tcPr>
+          <w:p>
+            <w:pPr>
+              <w:pStyle w:val="TableBody"/>
+              <w:rPr>
+                <w:sz w:val="24"/>
+                <w:szCs w:val="24"/>
+              </w:rPr>
+            </w:pPr>
+            <w:r>
+              <w:rPr>
+                <w:color w:val="0F172A"/>
+                <w:sz w:val="24"/>
+                <w:szCs w:val="24"/>
+              </w:rPr>
+              <w:t>src/client/features/planner/ItineraryEditor.tsx</w:t>
+            </w:r>
           </w:p>
         </w:tc>
         <w:tc>
@@ -6372,68 +5716,32 @@
         </w:tc>
       </w:tr>
       <w:tr>
-        <w:tblPrEx>
-          <w:tblCellMar>
-            <w:top w:w="0" w:type="dxa"/>
-            <w:left w:w="0" w:type="dxa"/>
-            <w:bottom w:w="0" w:type="dxa"/>
-            <w:right w:w="0" w:type="dxa"/>
-          </w:tblCellMar>
-        </w:tblPrEx>
-        <w:tc>
-          <w:tcPr>
-            <w:tcW w:w="2500" w:type="dxa"/>
-            <w:tcMar>
-              <w:top w:w="90" w:type="dxa"/>
-              <w:left w:w="110" w:type="dxa"/>
-              <w:bottom w:w="90" w:type="dxa"/>
-              <w:right w:w="110" w:type="dxa"/>
-            </w:tcMar>
-          </w:tcPr>
-          <w:p>
-            <w:pPr>
-              <w:pStyle w:val="TableBody"/>
-              <w:rPr>
-                <w:sz w:val="24"/>
-                <w:szCs w:val="24"/>
-              </w:rPr>
-            </w:pPr>
-            <w:proofErr w:type="spellStart"/>
-            <w:r>
-              <w:rPr>
-                <w:color w:val="0F172A"/>
-                <w:sz w:val="24"/>
-                <w:szCs w:val="24"/>
-              </w:rPr>
-              <w:t>src</w:t>
-            </w:r>
-            <w:proofErr w:type="spellEnd"/>
-            <w:r>
-              <w:rPr>
-                <w:color w:val="0F172A"/>
-                <w:sz w:val="24"/>
-                <w:szCs w:val="24"/>
-              </w:rPr>
-              <w:t>/client/features/planner/</w:t>
-            </w:r>
-            <w:proofErr w:type="spellStart"/>
-            <w:r>
-              <w:rPr>
-                <w:color w:val="0F172A"/>
-                <w:sz w:val="24"/>
-                <w:szCs w:val="24"/>
-              </w:rPr>
-              <w:t>I</w:t>
-            </w:r>
-            <w:r>
-              <w:rPr>
-                <w:color w:val="0F172A"/>
-                <w:sz w:val="24"/>
-                <w:szCs w:val="24"/>
-              </w:rPr>
-              <w:t>tineraryTimeline.tsx</w:t>
-            </w:r>
-            <w:proofErr w:type="spellEnd"/>
+        <w:tc>
+          <w:tcPr>
+            <w:tcW w:w="2500" w:type="dxa"/>
+            <w:tcMar>
+              <w:top w:w="90" w:type="dxa"/>
+              <w:left w:w="110" w:type="dxa"/>
+              <w:bottom w:w="90" w:type="dxa"/>
+              <w:right w:w="110" w:type="dxa"/>
+            </w:tcMar>
+          </w:tcPr>
+          <w:p>
+            <w:pPr>
+              <w:pStyle w:val="TableBody"/>
+              <w:rPr>
+                <w:sz w:val="24"/>
+                <w:szCs w:val="24"/>
+              </w:rPr>
+            </w:pPr>
+            <w:r>
+              <w:rPr>
+                <w:color w:val="0F172A"/>
+                <w:sz w:val="24"/>
+                <w:szCs w:val="24"/>
+              </w:rPr>
+              <w:t>src/client/features/planner/ItineraryTimeline.tsx</w:t>
+            </w:r>
           </w:p>
         </w:tc>
         <w:tc>
@@ -6494,60 +5802,32 @@
         </w:tc>
       </w:tr>
       <w:tr>
-        <w:tblPrEx>
-          <w:tblCellMar>
-            <w:top w:w="0" w:type="dxa"/>
-            <w:left w:w="0" w:type="dxa"/>
-            <w:bottom w:w="0" w:type="dxa"/>
-            <w:right w:w="0" w:type="dxa"/>
-          </w:tblCellMar>
-        </w:tblPrEx>
-        <w:tc>
-          <w:tcPr>
-            <w:tcW w:w="2500" w:type="dxa"/>
-            <w:tcMar>
-              <w:top w:w="90" w:type="dxa"/>
-              <w:left w:w="110" w:type="dxa"/>
-              <w:bottom w:w="90" w:type="dxa"/>
-              <w:right w:w="110" w:type="dxa"/>
-            </w:tcMar>
-          </w:tcPr>
-          <w:p>
-            <w:pPr>
-              <w:pStyle w:val="TableBody"/>
-              <w:rPr>
-                <w:sz w:val="24"/>
-                <w:szCs w:val="24"/>
-              </w:rPr>
-            </w:pPr>
-            <w:proofErr w:type="spellStart"/>
-            <w:r>
-              <w:rPr>
-                <w:color w:val="0F172A"/>
-                <w:sz w:val="24"/>
-                <w:szCs w:val="24"/>
-              </w:rPr>
-              <w:t>src</w:t>
-            </w:r>
-            <w:proofErr w:type="spellEnd"/>
-            <w:r>
-              <w:rPr>
-                <w:color w:val="0F172A"/>
-                <w:sz w:val="24"/>
-                <w:szCs w:val="24"/>
-              </w:rPr>
-              <w:t>/client/features/planner/</w:t>
-            </w:r>
-            <w:proofErr w:type="spellStart"/>
-            <w:r>
-              <w:rPr>
-                <w:color w:val="0F172A"/>
-                <w:sz w:val="24"/>
-                <w:szCs w:val="24"/>
-              </w:rPr>
-              <w:t>PlannerHero.tsx</w:t>
-            </w:r>
-            <w:proofErr w:type="spellEnd"/>
+        <w:tc>
+          <w:tcPr>
+            <w:tcW w:w="2500" w:type="dxa"/>
+            <w:tcMar>
+              <w:top w:w="90" w:type="dxa"/>
+              <w:left w:w="110" w:type="dxa"/>
+              <w:bottom w:w="90" w:type="dxa"/>
+              <w:right w:w="110" w:type="dxa"/>
+            </w:tcMar>
+          </w:tcPr>
+          <w:p>
+            <w:pPr>
+              <w:pStyle w:val="TableBody"/>
+              <w:rPr>
+                <w:sz w:val="24"/>
+                <w:szCs w:val="24"/>
+              </w:rPr>
+            </w:pPr>
+            <w:r>
+              <w:rPr>
+                <w:color w:val="0F172A"/>
+                <w:sz w:val="24"/>
+                <w:szCs w:val="24"/>
+              </w:rPr>
+              <w:t>src/client/features/planner/PlannerHero.tsx</w:t>
+            </w:r>
           </w:p>
         </w:tc>
         <w:tc>
@@ -6608,60 +5888,32 @@
         </w:tc>
       </w:tr>
       <w:tr>
-        <w:tblPrEx>
-          <w:tblCellMar>
-            <w:top w:w="0" w:type="dxa"/>
-            <w:left w:w="0" w:type="dxa"/>
-            <w:bottom w:w="0" w:type="dxa"/>
-            <w:right w:w="0" w:type="dxa"/>
-          </w:tblCellMar>
-        </w:tblPrEx>
-        <w:tc>
-          <w:tcPr>
-            <w:tcW w:w="2500" w:type="dxa"/>
-            <w:tcMar>
-              <w:top w:w="90" w:type="dxa"/>
-              <w:left w:w="110" w:type="dxa"/>
-              <w:bottom w:w="90" w:type="dxa"/>
-              <w:right w:w="110" w:type="dxa"/>
-            </w:tcMar>
-          </w:tcPr>
-          <w:p>
-            <w:pPr>
-              <w:pStyle w:val="TableBody"/>
-              <w:rPr>
-                <w:sz w:val="24"/>
-                <w:szCs w:val="24"/>
-              </w:rPr>
-            </w:pPr>
-            <w:proofErr w:type="spellStart"/>
-            <w:r>
-              <w:rPr>
-                <w:color w:val="0F172A"/>
-                <w:sz w:val="24"/>
-                <w:szCs w:val="24"/>
-              </w:rPr>
-              <w:t>src</w:t>
-            </w:r>
-            <w:proofErr w:type="spellEnd"/>
-            <w:r>
-              <w:rPr>
-                <w:color w:val="0F172A"/>
-                <w:sz w:val="24"/>
-                <w:szCs w:val="24"/>
-              </w:rPr>
-              <w:t>/client/features/planner/</w:t>
-            </w:r>
-            <w:proofErr w:type="spellStart"/>
-            <w:r>
-              <w:rPr>
-                <w:color w:val="0F172A"/>
-                <w:sz w:val="24"/>
-                <w:szCs w:val="24"/>
-              </w:rPr>
-              <w:t>TripSetupForm.tsx</w:t>
-            </w:r>
-            <w:proofErr w:type="spellEnd"/>
+        <w:tc>
+          <w:tcPr>
+            <w:tcW w:w="2500" w:type="dxa"/>
+            <w:tcMar>
+              <w:top w:w="90" w:type="dxa"/>
+              <w:left w:w="110" w:type="dxa"/>
+              <w:bottom w:w="90" w:type="dxa"/>
+              <w:right w:w="110" w:type="dxa"/>
+            </w:tcMar>
+          </w:tcPr>
+          <w:p>
+            <w:pPr>
+              <w:pStyle w:val="TableBody"/>
+              <w:rPr>
+                <w:sz w:val="24"/>
+                <w:szCs w:val="24"/>
+              </w:rPr>
+            </w:pPr>
+            <w:r>
+              <w:rPr>
+                <w:color w:val="0F172A"/>
+                <w:sz w:val="24"/>
+                <w:szCs w:val="24"/>
+              </w:rPr>
+              <w:t>src/client/features/planner/TripSetupForm.tsx</w:t>
+            </w:r>
           </w:p>
         </w:tc>
         <w:tc>
@@ -6722,113 +5974,59 @@
         </w:tc>
       </w:tr>
       <w:tr>
-        <w:tblPrEx>
-          <w:tblCellMar>
-            <w:top w:w="0" w:type="dxa"/>
-            <w:left w:w="0" w:type="dxa"/>
-            <w:bottom w:w="0" w:type="dxa"/>
-            <w:right w:w="0" w:type="dxa"/>
-          </w:tblCellMar>
-        </w:tblPrEx>
-        <w:tc>
-          <w:tcPr>
-            <w:tcW w:w="2500" w:type="dxa"/>
-            <w:tcMar>
-              <w:top w:w="90" w:type="dxa"/>
-              <w:left w:w="110" w:type="dxa"/>
-              <w:bottom w:w="90" w:type="dxa"/>
-              <w:right w:w="110" w:type="dxa"/>
-            </w:tcMar>
-          </w:tcPr>
-          <w:p>
-            <w:pPr>
-              <w:pStyle w:val="TableBody"/>
-              <w:rPr>
-                <w:sz w:val="24"/>
-                <w:szCs w:val="24"/>
-              </w:rPr>
-            </w:pPr>
-            <w:proofErr w:type="spellStart"/>
-            <w:r>
-              <w:rPr>
-                <w:color w:val="0F172A"/>
-                <w:sz w:val="24"/>
-                <w:szCs w:val="24"/>
-              </w:rPr>
-              <w:t>src</w:t>
-            </w:r>
-            <w:proofErr w:type="spellEnd"/>
-            <w:r>
-              <w:rPr>
-                <w:color w:val="0F172A"/>
-                <w:sz w:val="24"/>
-                <w:szCs w:val="24"/>
-              </w:rPr>
-              <w:t>/client/pages/</w:t>
-            </w:r>
-            <w:proofErr w:type="spellStart"/>
-            <w:r>
-              <w:rPr>
-                <w:color w:val="0F172A"/>
-                <w:sz w:val="24"/>
-                <w:szCs w:val="24"/>
-              </w:rPr>
-              <w:t>AuthPage.tsx</w:t>
-            </w:r>
-            <w:proofErr w:type="spellEnd"/>
-          </w:p>
-        </w:tc>
-        <w:tc>
-          <w:tcPr>
-            <w:tcW w:w="2500" w:type="dxa"/>
-            <w:tcMar>
-              <w:top w:w="90" w:type="dxa"/>
-              <w:left w:w="110" w:type="dxa"/>
-              <w:bottom w:w="90" w:type="dxa"/>
-              <w:right w:w="110" w:type="dxa"/>
-            </w:tcMar>
-          </w:tcPr>
-          <w:p>
-            <w:pPr>
-              <w:pStyle w:val="TableBody"/>
-              <w:rPr>
-                <w:sz w:val="24"/>
-                <w:szCs w:val="24"/>
-              </w:rPr>
-            </w:pPr>
-            <w:r>
-              <w:rPr>
-                <w:color w:val="0F172A"/>
-                <w:sz w:val="24"/>
-                <w:szCs w:val="24"/>
-              </w:rPr>
-              <w:t>Co</w:t>
-            </w:r>
-            <w:r>
-              <w:rPr>
-                <w:color w:val="0F172A"/>
-                <w:sz w:val="24"/>
-                <w:szCs w:val="24"/>
-              </w:rPr>
-              <w:t>mplex signup/</w:t>
-            </w:r>
-            <w:proofErr w:type="spellStart"/>
-            <w:r>
-              <w:rPr>
-                <w:color w:val="0F172A"/>
-                <w:sz w:val="24"/>
-                <w:szCs w:val="24"/>
-              </w:rPr>
-              <w:t>signin</w:t>
-            </w:r>
-            <w:proofErr w:type="spellEnd"/>
-            <w:r>
-              <w:rPr>
-                <w:color w:val="0F172A"/>
-                <w:sz w:val="24"/>
-                <w:szCs w:val="24"/>
-              </w:rPr>
-              <w:t xml:space="preserve"> flow</w:t>
+        <w:tc>
+          <w:tcPr>
+            <w:tcW w:w="2500" w:type="dxa"/>
+            <w:tcMar>
+              <w:top w:w="90" w:type="dxa"/>
+              <w:left w:w="110" w:type="dxa"/>
+              <w:bottom w:w="90" w:type="dxa"/>
+              <w:right w:w="110" w:type="dxa"/>
+            </w:tcMar>
+          </w:tcPr>
+          <w:p>
+            <w:pPr>
+              <w:pStyle w:val="TableBody"/>
+              <w:rPr>
+                <w:sz w:val="24"/>
+                <w:szCs w:val="24"/>
+              </w:rPr>
+            </w:pPr>
+            <w:r>
+              <w:rPr>
+                <w:color w:val="0F172A"/>
+                <w:sz w:val="24"/>
+                <w:szCs w:val="24"/>
+              </w:rPr>
+              <w:t>src/client/pages/AuthPage.tsx</w:t>
+            </w:r>
+          </w:p>
+        </w:tc>
+        <w:tc>
+          <w:tcPr>
+            <w:tcW w:w="2500" w:type="dxa"/>
+            <w:tcMar>
+              <w:top w:w="90" w:type="dxa"/>
+              <w:left w:w="110" w:type="dxa"/>
+              <w:bottom w:w="90" w:type="dxa"/>
+              <w:right w:w="110" w:type="dxa"/>
+            </w:tcMar>
+          </w:tcPr>
+          <w:p>
+            <w:pPr>
+              <w:pStyle w:val="TableBody"/>
+              <w:rPr>
+                <w:sz w:val="24"/>
+                <w:szCs w:val="24"/>
+              </w:rPr>
+            </w:pPr>
+            <w:r>
+              <w:rPr>
+                <w:color w:val="0F172A"/>
+                <w:sz w:val="24"/>
+                <w:szCs w:val="24"/>
+              </w:rPr>
+              <w:t>Complex signup/signin flow</w:t>
             </w:r>
           </w:p>
         </w:tc>
@@ -6862,60 +6060,32 @@
         </w:tc>
       </w:tr>
       <w:tr>
-        <w:tblPrEx>
-          <w:tblCellMar>
-            <w:top w:w="0" w:type="dxa"/>
-            <w:left w:w="0" w:type="dxa"/>
-            <w:bottom w:w="0" w:type="dxa"/>
-            <w:right w:w="0" w:type="dxa"/>
-          </w:tblCellMar>
-        </w:tblPrEx>
-        <w:tc>
-          <w:tcPr>
-            <w:tcW w:w="2500" w:type="dxa"/>
-            <w:tcMar>
-              <w:top w:w="90" w:type="dxa"/>
-              <w:left w:w="110" w:type="dxa"/>
-              <w:bottom w:w="90" w:type="dxa"/>
-              <w:right w:w="110" w:type="dxa"/>
-            </w:tcMar>
-          </w:tcPr>
-          <w:p>
-            <w:pPr>
-              <w:pStyle w:val="TableBody"/>
-              <w:rPr>
-                <w:sz w:val="24"/>
-                <w:szCs w:val="24"/>
-              </w:rPr>
-            </w:pPr>
-            <w:proofErr w:type="spellStart"/>
-            <w:r>
-              <w:rPr>
-                <w:color w:val="0F172A"/>
-                <w:sz w:val="24"/>
-                <w:szCs w:val="24"/>
-              </w:rPr>
-              <w:t>src</w:t>
-            </w:r>
-            <w:proofErr w:type="spellEnd"/>
-            <w:r>
-              <w:rPr>
-                <w:color w:val="0F172A"/>
-                <w:sz w:val="24"/>
-                <w:szCs w:val="24"/>
-              </w:rPr>
-              <w:t>/client/pages/</w:t>
-            </w:r>
-            <w:proofErr w:type="spellStart"/>
-            <w:r>
-              <w:rPr>
-                <w:color w:val="0F172A"/>
-                <w:sz w:val="24"/>
-                <w:szCs w:val="24"/>
-              </w:rPr>
-              <w:t>PlannerPage.tsx</w:t>
-            </w:r>
-            <w:proofErr w:type="spellEnd"/>
+        <w:tc>
+          <w:tcPr>
+            <w:tcW w:w="2500" w:type="dxa"/>
+            <w:tcMar>
+              <w:top w:w="90" w:type="dxa"/>
+              <w:left w:w="110" w:type="dxa"/>
+              <w:bottom w:w="90" w:type="dxa"/>
+              <w:right w:w="110" w:type="dxa"/>
+            </w:tcMar>
+          </w:tcPr>
+          <w:p>
+            <w:pPr>
+              <w:pStyle w:val="TableBody"/>
+              <w:rPr>
+                <w:sz w:val="24"/>
+                <w:szCs w:val="24"/>
+              </w:rPr>
+            </w:pPr>
+            <w:r>
+              <w:rPr>
+                <w:color w:val="0F172A"/>
+                <w:sz w:val="24"/>
+                <w:szCs w:val="24"/>
+              </w:rPr>
+              <w:t>src/client/pages/PlannerPage.tsx</w:t>
+            </w:r>
           </w:p>
         </w:tc>
         <w:tc>
@@ -6970,101 +6140,75 @@
                 <w:sz w:val="24"/>
                 <w:szCs w:val="24"/>
               </w:rPr>
-              <w:t>Extracted pure day/activity manipulation helpers</w:t>
+              <w:t xml:space="preserve">Extracted pure day/activity </w:t>
+            </w:r>
+            <w:r>
+              <w:rPr>
+                <w:color w:val="0F172A"/>
+                <w:sz w:val="24"/>
+                <w:szCs w:val="24"/>
+              </w:rPr>
+              <w:lastRenderedPageBreak/>
+              <w:t>manipulation helpers</w:t>
             </w:r>
           </w:p>
         </w:tc>
       </w:tr>
       <w:tr>
-        <w:tblPrEx>
-          <w:tblCellMar>
-            <w:top w:w="0" w:type="dxa"/>
-            <w:left w:w="0" w:type="dxa"/>
-            <w:bottom w:w="0" w:type="dxa"/>
-            <w:right w:w="0" w:type="dxa"/>
-          </w:tblCellMar>
-        </w:tblPrEx>
-        <w:tc>
-          <w:tcPr>
-            <w:tcW w:w="2500" w:type="dxa"/>
-            <w:tcMar>
-              <w:top w:w="90" w:type="dxa"/>
-              <w:left w:w="110" w:type="dxa"/>
-              <w:bottom w:w="90" w:type="dxa"/>
-              <w:right w:w="110" w:type="dxa"/>
-            </w:tcMar>
-          </w:tcPr>
-          <w:p>
-            <w:pPr>
-              <w:pStyle w:val="TableBody"/>
-              <w:rPr>
-                <w:sz w:val="24"/>
-                <w:szCs w:val="24"/>
-              </w:rPr>
-            </w:pPr>
-            <w:proofErr w:type="spellStart"/>
-            <w:r>
-              <w:rPr>
-                <w:color w:val="0F172A"/>
-                <w:sz w:val="24"/>
-                <w:szCs w:val="24"/>
-              </w:rPr>
-              <w:t>src</w:t>
-            </w:r>
-            <w:proofErr w:type="spellEnd"/>
-            <w:r>
-              <w:rPr>
-                <w:color w:val="0F172A"/>
-                <w:sz w:val="24"/>
-                <w:szCs w:val="24"/>
-              </w:rPr>
-              <w:t>/client/pages/</w:t>
-            </w:r>
-            <w:proofErr w:type="spellStart"/>
-            <w:r>
-              <w:rPr>
-                <w:color w:val="0F172A"/>
-                <w:sz w:val="24"/>
-                <w:szCs w:val="24"/>
-              </w:rPr>
-              <w:t>SearchResultsPage.tsx</w:t>
-            </w:r>
-            <w:proofErr w:type="spellEnd"/>
-          </w:p>
-        </w:tc>
-        <w:tc>
-          <w:tcPr>
-            <w:tcW w:w="2500" w:type="dxa"/>
-            <w:tcMar>
-              <w:top w:w="90" w:type="dxa"/>
-              <w:left w:w="110" w:type="dxa"/>
-              <w:bottom w:w="90" w:type="dxa"/>
-              <w:right w:w="110" w:type="dxa"/>
-            </w:tcMar>
-          </w:tcPr>
-          <w:p>
-            <w:pPr>
-              <w:pStyle w:val="TableBody"/>
-              <w:rPr>
-                <w:sz w:val="24"/>
-                <w:szCs w:val="24"/>
-              </w:rPr>
-            </w:pPr>
-            <w:r>
-              <w:rPr>
-                <w:color w:val="0F172A"/>
-                <w:sz w:val="24"/>
-                <w:szCs w:val="24"/>
-              </w:rPr>
-              <w:t>High cognitive complexity an</w:t>
-            </w:r>
-            <w:r>
-              <w:rPr>
-                <w:color w:val="0F172A"/>
-                <w:sz w:val="24"/>
-                <w:szCs w:val="24"/>
-              </w:rPr>
-              <w:t>d nested callbacks</w:t>
+        <w:tc>
+          <w:tcPr>
+            <w:tcW w:w="2500" w:type="dxa"/>
+            <w:tcMar>
+              <w:top w:w="90" w:type="dxa"/>
+              <w:left w:w="110" w:type="dxa"/>
+              <w:bottom w:w="90" w:type="dxa"/>
+              <w:right w:w="110" w:type="dxa"/>
+            </w:tcMar>
+          </w:tcPr>
+          <w:p>
+            <w:pPr>
+              <w:pStyle w:val="TableBody"/>
+              <w:rPr>
+                <w:sz w:val="24"/>
+                <w:szCs w:val="24"/>
+              </w:rPr>
+            </w:pPr>
+            <w:r>
+              <w:rPr>
+                <w:color w:val="0F172A"/>
+                <w:sz w:val="24"/>
+                <w:szCs w:val="24"/>
+              </w:rPr>
+              <w:lastRenderedPageBreak/>
+              <w:t>src/client/pages/SearchResultsPage.tsx</w:t>
+            </w:r>
+          </w:p>
+        </w:tc>
+        <w:tc>
+          <w:tcPr>
+            <w:tcW w:w="2500" w:type="dxa"/>
+            <w:tcMar>
+              <w:top w:w="90" w:type="dxa"/>
+              <w:left w:w="110" w:type="dxa"/>
+              <w:bottom w:w="90" w:type="dxa"/>
+              <w:right w:w="110" w:type="dxa"/>
+            </w:tcMar>
+          </w:tcPr>
+          <w:p>
+            <w:pPr>
+              <w:pStyle w:val="TableBody"/>
+              <w:rPr>
+                <w:sz w:val="24"/>
+                <w:szCs w:val="24"/>
+              </w:rPr>
+            </w:pPr>
+            <w:r>
+              <w:rPr>
+                <w:color w:val="0F172A"/>
+                <w:sz w:val="24"/>
+                <w:szCs w:val="24"/>
+              </w:rPr>
+              <w:t>High cognitive complexity and nested callbacks</w:t>
             </w:r>
           </w:p>
         </w:tc>
@@ -7098,194 +6242,118 @@
         </w:tc>
       </w:tr>
       <w:tr>
-        <w:tblPrEx>
-          <w:tblCellMar>
-            <w:top w:w="0" w:type="dxa"/>
-            <w:left w:w="0" w:type="dxa"/>
-            <w:bottom w:w="0" w:type="dxa"/>
-            <w:right w:w="0" w:type="dxa"/>
-          </w:tblCellMar>
-        </w:tblPrEx>
-        <w:tc>
-          <w:tcPr>
-            <w:tcW w:w="2500" w:type="dxa"/>
-            <w:tcMar>
-              <w:top w:w="90" w:type="dxa"/>
-              <w:left w:w="110" w:type="dxa"/>
-              <w:bottom w:w="90" w:type="dxa"/>
-              <w:right w:w="110" w:type="dxa"/>
-            </w:tcMar>
-          </w:tcPr>
-          <w:p>
-            <w:pPr>
-              <w:pStyle w:val="TableBody"/>
-              <w:rPr>
-                <w:sz w:val="24"/>
-                <w:szCs w:val="24"/>
-              </w:rPr>
-            </w:pPr>
-            <w:proofErr w:type="spellStart"/>
-            <w:r>
-              <w:rPr>
-                <w:color w:val="0F172A"/>
-                <w:sz w:val="24"/>
-                <w:szCs w:val="24"/>
-              </w:rPr>
-              <w:t>src</w:t>
-            </w:r>
-            <w:proofErr w:type="spellEnd"/>
-            <w:r>
-              <w:rPr>
-                <w:color w:val="0F172A"/>
-                <w:sz w:val="24"/>
-                <w:szCs w:val="24"/>
-              </w:rPr>
-              <w:t>/client/pages/</w:t>
-            </w:r>
-            <w:proofErr w:type="spellStart"/>
-            <w:r>
-              <w:rPr>
-                <w:color w:val="0F172A"/>
-                <w:sz w:val="24"/>
-                <w:szCs w:val="24"/>
-              </w:rPr>
-              <w:t>TripDetailPage.tsx</w:t>
-            </w:r>
-            <w:proofErr w:type="spellEnd"/>
-          </w:p>
-        </w:tc>
-        <w:tc>
-          <w:tcPr>
-            <w:tcW w:w="2500" w:type="dxa"/>
-            <w:tcMar>
-              <w:top w:w="90" w:type="dxa"/>
-              <w:left w:w="110" w:type="dxa"/>
-              <w:bottom w:w="90" w:type="dxa"/>
-              <w:right w:w="110" w:type="dxa"/>
-            </w:tcMar>
-          </w:tcPr>
-          <w:p>
-            <w:pPr>
-              <w:pStyle w:val="TableBody"/>
-              <w:rPr>
-                <w:sz w:val="24"/>
-                <w:szCs w:val="24"/>
-              </w:rPr>
-            </w:pPr>
-            <w:r>
-              <w:rPr>
-                <w:color w:val="0F172A"/>
-                <w:sz w:val="24"/>
-                <w:szCs w:val="24"/>
-              </w:rPr>
-              <w:t xml:space="preserve">High cognitive </w:t>
-            </w:r>
-            <w:r>
-              <w:rPr>
-                <w:color w:val="0F172A"/>
-                <w:sz w:val="24"/>
-                <w:szCs w:val="24"/>
-              </w:rPr>
-              <w:lastRenderedPageBreak/>
-              <w:t>complexity</w:t>
-            </w:r>
-          </w:p>
-        </w:tc>
-        <w:tc>
-          <w:tcPr>
-            <w:tcW w:w="2500" w:type="dxa"/>
-            <w:tcMar>
-              <w:top w:w="90" w:type="dxa"/>
-              <w:left w:w="110" w:type="dxa"/>
-              <w:bottom w:w="90" w:type="dxa"/>
-              <w:right w:w="110" w:type="dxa"/>
-            </w:tcMar>
-          </w:tcPr>
-          <w:p>
-            <w:pPr>
-              <w:pStyle w:val="TableBody"/>
-              <w:rPr>
-                <w:sz w:val="24"/>
-                <w:szCs w:val="24"/>
-              </w:rPr>
-            </w:pPr>
-            <w:r>
-              <w:rPr>
-                <w:color w:val="0F172A"/>
-                <w:sz w:val="24"/>
-                <w:szCs w:val="24"/>
-              </w:rPr>
-              <w:lastRenderedPageBreak/>
-              <w:t xml:space="preserve">Extracted hero actions, </w:t>
-            </w:r>
-            <w:r>
-              <w:rPr>
-                <w:color w:val="0F172A"/>
-                <w:sz w:val="24"/>
-                <w:szCs w:val="24"/>
-              </w:rPr>
-              <w:lastRenderedPageBreak/>
-              <w:t>tabs, overview, itinerary, members, chat, settings, and delete modal components</w:t>
+        <w:tc>
+          <w:tcPr>
+            <w:tcW w:w="2500" w:type="dxa"/>
+            <w:tcMar>
+              <w:top w:w="90" w:type="dxa"/>
+              <w:left w:w="110" w:type="dxa"/>
+              <w:bottom w:w="90" w:type="dxa"/>
+              <w:right w:w="110" w:type="dxa"/>
+            </w:tcMar>
+          </w:tcPr>
+          <w:p>
+            <w:pPr>
+              <w:pStyle w:val="TableBody"/>
+              <w:rPr>
+                <w:sz w:val="24"/>
+                <w:szCs w:val="24"/>
+              </w:rPr>
+            </w:pPr>
+            <w:r>
+              <w:rPr>
+                <w:color w:val="0F172A"/>
+                <w:sz w:val="24"/>
+                <w:szCs w:val="24"/>
+              </w:rPr>
+              <w:t>src/client/pages/TripDetailPage.tsx</w:t>
+            </w:r>
+          </w:p>
+        </w:tc>
+        <w:tc>
+          <w:tcPr>
+            <w:tcW w:w="2500" w:type="dxa"/>
+            <w:tcMar>
+              <w:top w:w="90" w:type="dxa"/>
+              <w:left w:w="110" w:type="dxa"/>
+              <w:bottom w:w="90" w:type="dxa"/>
+              <w:right w:w="110" w:type="dxa"/>
+            </w:tcMar>
+          </w:tcPr>
+          <w:p>
+            <w:pPr>
+              <w:pStyle w:val="TableBody"/>
+              <w:rPr>
+                <w:sz w:val="24"/>
+                <w:szCs w:val="24"/>
+              </w:rPr>
+            </w:pPr>
+            <w:r>
+              <w:rPr>
+                <w:color w:val="0F172A"/>
+                <w:sz w:val="24"/>
+                <w:szCs w:val="24"/>
+              </w:rPr>
+              <w:t>High cognitive complexity</w:t>
+            </w:r>
+          </w:p>
+        </w:tc>
+        <w:tc>
+          <w:tcPr>
+            <w:tcW w:w="2500" w:type="dxa"/>
+            <w:tcMar>
+              <w:top w:w="90" w:type="dxa"/>
+              <w:left w:w="110" w:type="dxa"/>
+              <w:bottom w:w="90" w:type="dxa"/>
+              <w:right w:w="110" w:type="dxa"/>
+            </w:tcMar>
+          </w:tcPr>
+          <w:p>
+            <w:pPr>
+              <w:pStyle w:val="TableBody"/>
+              <w:rPr>
+                <w:sz w:val="24"/>
+                <w:szCs w:val="24"/>
+              </w:rPr>
+            </w:pPr>
+            <w:r>
+              <w:rPr>
+                <w:color w:val="0F172A"/>
+                <w:sz w:val="24"/>
+                <w:szCs w:val="24"/>
+              </w:rPr>
+              <w:t>Extracted hero actions, tabs, overview, itinerary, members, chat, settings, and delete modal components</w:t>
             </w:r>
           </w:p>
         </w:tc>
       </w:tr>
       <w:tr>
-        <w:tblPrEx>
-          <w:tblCellMar>
-            <w:top w:w="0" w:type="dxa"/>
-            <w:left w:w="0" w:type="dxa"/>
-            <w:bottom w:w="0" w:type="dxa"/>
-            <w:right w:w="0" w:type="dxa"/>
-          </w:tblCellMar>
-        </w:tblPrEx>
-        <w:tc>
-          <w:tcPr>
-            <w:tcW w:w="2500" w:type="dxa"/>
-            <w:tcMar>
-              <w:top w:w="90" w:type="dxa"/>
-              <w:left w:w="110" w:type="dxa"/>
-              <w:bottom w:w="90" w:type="dxa"/>
-              <w:right w:w="110" w:type="dxa"/>
-            </w:tcMar>
-          </w:tcPr>
-          <w:p>
-            <w:pPr>
-              <w:pStyle w:val="TableBody"/>
-              <w:rPr>
-                <w:sz w:val="24"/>
-                <w:szCs w:val="24"/>
-              </w:rPr>
-            </w:pPr>
-            <w:proofErr w:type="spellStart"/>
-            <w:r>
-              <w:rPr>
-                <w:color w:val="0F172A"/>
-                <w:sz w:val="24"/>
-                <w:szCs w:val="24"/>
-              </w:rPr>
-              <w:lastRenderedPageBreak/>
-              <w:t>src</w:t>
-            </w:r>
-            <w:proofErr w:type="spellEnd"/>
-            <w:r>
-              <w:rPr>
-                <w:color w:val="0F172A"/>
-                <w:sz w:val="24"/>
-                <w:szCs w:val="24"/>
-              </w:rPr>
-              <w:t>/server/modules/geocoding/</w:t>
-            </w:r>
-            <w:proofErr w:type="spellStart"/>
-            <w:r>
-              <w:rPr>
-                <w:color w:val="0F172A"/>
-                <w:sz w:val="24"/>
-                <w:szCs w:val="24"/>
-              </w:rPr>
-              <w:t>geocodingRoute.ts</w:t>
-            </w:r>
-            <w:proofErr w:type="spellEnd"/>
+        <w:tc>
+          <w:tcPr>
+            <w:tcW w:w="2500" w:type="dxa"/>
+            <w:tcMar>
+              <w:top w:w="90" w:type="dxa"/>
+              <w:left w:w="110" w:type="dxa"/>
+              <w:bottom w:w="90" w:type="dxa"/>
+              <w:right w:w="110" w:type="dxa"/>
+            </w:tcMar>
+          </w:tcPr>
+          <w:p>
+            <w:pPr>
+              <w:pStyle w:val="TableBody"/>
+              <w:rPr>
+                <w:sz w:val="24"/>
+                <w:szCs w:val="24"/>
+              </w:rPr>
+            </w:pPr>
+            <w:r>
+              <w:rPr>
+                <w:color w:val="0F172A"/>
+                <w:sz w:val="24"/>
+                <w:szCs w:val="24"/>
+              </w:rPr>
+              <w:t>src/server/modules/geocoding/geocodingRoute.ts</w:t>
+            </w:r>
           </w:p>
         </w:tc>
         <w:tc>
@@ -7346,68 +6414,32 @@
         </w:tc>
       </w:tr>
       <w:tr>
-        <w:tblPrEx>
-          <w:tblCellMar>
-            <w:top w:w="0" w:type="dxa"/>
-            <w:left w:w="0" w:type="dxa"/>
-            <w:bottom w:w="0" w:type="dxa"/>
-            <w:right w:w="0" w:type="dxa"/>
-          </w:tblCellMar>
-        </w:tblPrEx>
-        <w:tc>
-          <w:tcPr>
-            <w:tcW w:w="2500" w:type="dxa"/>
-            <w:tcMar>
-              <w:top w:w="90" w:type="dxa"/>
-              <w:left w:w="110" w:type="dxa"/>
-              <w:bottom w:w="90" w:type="dxa"/>
-              <w:right w:w="110" w:type="dxa"/>
-            </w:tcMar>
-          </w:tcPr>
-          <w:p>
-            <w:pPr>
-              <w:pStyle w:val="TableBody"/>
-              <w:rPr>
-                <w:sz w:val="24"/>
-                <w:szCs w:val="24"/>
-              </w:rPr>
-            </w:pPr>
-            <w:proofErr w:type="spellStart"/>
-            <w:r>
-              <w:rPr>
-                <w:color w:val="0F172A"/>
-                <w:sz w:val="24"/>
-                <w:szCs w:val="24"/>
-              </w:rPr>
-              <w:t>src</w:t>
-            </w:r>
-            <w:proofErr w:type="spellEnd"/>
-            <w:r>
-              <w:rPr>
-                <w:color w:val="0F172A"/>
-                <w:sz w:val="24"/>
-                <w:szCs w:val="24"/>
-              </w:rPr>
-              <w:t>/se</w:t>
-            </w:r>
-            <w:r>
-              <w:rPr>
-                <w:color w:val="0F172A"/>
-                <w:sz w:val="24"/>
-                <w:szCs w:val="24"/>
-              </w:rPr>
-              <w:t>rver/modules/trips/</w:t>
-            </w:r>
-            <w:proofErr w:type="spellStart"/>
-            <w:r>
-              <w:rPr>
-                <w:color w:val="0F172A"/>
-                <w:sz w:val="24"/>
-                <w:szCs w:val="24"/>
-              </w:rPr>
-              <w:t>tripSocialRepository.ts</w:t>
-            </w:r>
-            <w:proofErr w:type="spellEnd"/>
+        <w:tc>
+          <w:tcPr>
+            <w:tcW w:w="2500" w:type="dxa"/>
+            <w:tcMar>
+              <w:top w:w="90" w:type="dxa"/>
+              <w:left w:w="110" w:type="dxa"/>
+              <w:bottom w:w="90" w:type="dxa"/>
+              <w:right w:w="110" w:type="dxa"/>
+            </w:tcMar>
+          </w:tcPr>
+          <w:p>
+            <w:pPr>
+              <w:pStyle w:val="TableBody"/>
+              <w:rPr>
+                <w:sz w:val="24"/>
+                <w:szCs w:val="24"/>
+              </w:rPr>
+            </w:pPr>
+            <w:r>
+              <w:rPr>
+                <w:color w:val="0F172A"/>
+                <w:sz w:val="24"/>
+                <w:szCs w:val="24"/>
+              </w:rPr>
+              <w:t>src/server/modules/trips/tripSocialRepository.ts</w:t>
+            </w:r>
           </w:p>
         </w:tc>
         <w:tc>
@@ -7468,60 +6500,32 @@
         </w:tc>
       </w:tr>
       <w:tr>
-        <w:tblPrEx>
-          <w:tblCellMar>
-            <w:top w:w="0" w:type="dxa"/>
-            <w:left w:w="0" w:type="dxa"/>
-            <w:bottom w:w="0" w:type="dxa"/>
-            <w:right w:w="0" w:type="dxa"/>
-          </w:tblCellMar>
-        </w:tblPrEx>
-        <w:tc>
-          <w:tcPr>
-            <w:tcW w:w="2500" w:type="dxa"/>
-            <w:tcMar>
-              <w:top w:w="90" w:type="dxa"/>
-              <w:left w:w="110" w:type="dxa"/>
-              <w:bottom w:w="90" w:type="dxa"/>
-              <w:right w:w="110" w:type="dxa"/>
-            </w:tcMar>
-          </w:tcPr>
-          <w:p>
-            <w:pPr>
-              <w:pStyle w:val="TableBody"/>
-              <w:rPr>
-                <w:sz w:val="24"/>
-                <w:szCs w:val="24"/>
-              </w:rPr>
-            </w:pPr>
-            <w:proofErr w:type="spellStart"/>
-            <w:r>
-              <w:rPr>
-                <w:color w:val="0F172A"/>
-                <w:sz w:val="24"/>
-                <w:szCs w:val="24"/>
-              </w:rPr>
-              <w:t>src</w:t>
-            </w:r>
-            <w:proofErr w:type="spellEnd"/>
-            <w:r>
-              <w:rPr>
-                <w:color w:val="0F172A"/>
-                <w:sz w:val="24"/>
-                <w:szCs w:val="24"/>
-              </w:rPr>
-              <w:t>/</w:t>
-            </w:r>
-            <w:proofErr w:type="spellStart"/>
-            <w:r>
-              <w:rPr>
-                <w:color w:val="0F172A"/>
-                <w:sz w:val="24"/>
-                <w:szCs w:val="24"/>
-              </w:rPr>
-              <w:t>scrapingbee.ts</w:t>
-            </w:r>
-            <w:proofErr w:type="spellEnd"/>
+        <w:tc>
+          <w:tcPr>
+            <w:tcW w:w="2500" w:type="dxa"/>
+            <w:tcMar>
+              <w:top w:w="90" w:type="dxa"/>
+              <w:left w:w="110" w:type="dxa"/>
+              <w:bottom w:w="90" w:type="dxa"/>
+              <w:right w:w="110" w:type="dxa"/>
+            </w:tcMar>
+          </w:tcPr>
+          <w:p>
+            <w:pPr>
+              <w:pStyle w:val="TableBody"/>
+              <w:rPr>
+                <w:sz w:val="24"/>
+                <w:szCs w:val="24"/>
+              </w:rPr>
+            </w:pPr>
+            <w:r>
+              <w:rPr>
+                <w:color w:val="0F172A"/>
+                <w:sz w:val="24"/>
+                <w:szCs w:val="24"/>
+              </w:rPr>
+              <w:t>src/scrapingbee.ts</w:t>
+            </w:r>
           </w:p>
         </w:tc>
         <w:tc>
@@ -7576,84 +6580,38 @@
                 <w:sz w:val="24"/>
                 <w:szCs w:val="24"/>
               </w:rPr>
-              <w:t xml:space="preserve">Restricted debug output to project-local debug path and disabled it for </w:t>
-            </w:r>
-            <w:proofErr w:type="spellStart"/>
-            <w:r>
-              <w:rPr>
-                <w:color w:val="0F172A"/>
-                <w:sz w:val="24"/>
-                <w:szCs w:val="24"/>
-              </w:rPr>
-              <w:t>Vercel</w:t>
-            </w:r>
-            <w:proofErr w:type="spellEnd"/>
+              <w:t>Restricted debug output to project-local debug path and disabled it for Vercel</w:t>
+            </w:r>
           </w:p>
         </w:tc>
       </w:tr>
       <w:tr>
-        <w:tblPrEx>
-          <w:tblCellMar>
-            <w:top w:w="0" w:type="dxa"/>
-            <w:left w:w="0" w:type="dxa"/>
-            <w:bottom w:w="0" w:type="dxa"/>
-            <w:right w:w="0" w:type="dxa"/>
-          </w:tblCellMar>
-        </w:tblPrEx>
-        <w:tc>
-          <w:tcPr>
-            <w:tcW w:w="2500" w:type="dxa"/>
-            <w:tcMar>
-              <w:top w:w="90" w:type="dxa"/>
-              <w:left w:w="110" w:type="dxa"/>
-              <w:bottom w:w="90" w:type="dxa"/>
-              <w:right w:w="110" w:type="dxa"/>
-            </w:tcMar>
-          </w:tcPr>
-          <w:p>
-            <w:pPr>
-              <w:pStyle w:val="TableBody"/>
-              <w:rPr>
-                <w:sz w:val="24"/>
-                <w:szCs w:val="24"/>
-              </w:rPr>
-            </w:pPr>
-            <w:proofErr w:type="spellStart"/>
-            <w:r>
-              <w:rPr>
-                <w:color w:val="0F172A"/>
-                <w:sz w:val="24"/>
-                <w:szCs w:val="24"/>
-              </w:rPr>
-              <w:t>s</w:t>
-            </w:r>
-            <w:r>
-              <w:rPr>
-                <w:color w:val="0F172A"/>
-                <w:sz w:val="24"/>
-                <w:szCs w:val="24"/>
-              </w:rPr>
-              <w:t>rc</w:t>
-            </w:r>
-            <w:proofErr w:type="spellEnd"/>
-            <w:r>
-              <w:rPr>
-                <w:color w:val="0F172A"/>
-                <w:sz w:val="24"/>
-                <w:szCs w:val="24"/>
-              </w:rPr>
-              <w:t>/server/infrastructure/database/</w:t>
-            </w:r>
-            <w:proofErr w:type="spellStart"/>
-            <w:r>
-              <w:rPr>
-                <w:color w:val="0F172A"/>
-                <w:sz w:val="24"/>
-                <w:szCs w:val="24"/>
-              </w:rPr>
-              <w:t>schema.ts</w:t>
-            </w:r>
-            <w:proofErr w:type="spellEnd"/>
+        <w:tc>
+          <w:tcPr>
+            <w:tcW w:w="2500" w:type="dxa"/>
+            <w:tcMar>
+              <w:top w:w="90" w:type="dxa"/>
+              <w:left w:w="110" w:type="dxa"/>
+              <w:bottom w:w="90" w:type="dxa"/>
+              <w:right w:w="110" w:type="dxa"/>
+            </w:tcMar>
+          </w:tcPr>
+          <w:p>
+            <w:pPr>
+              <w:pStyle w:val="TableBody"/>
+              <w:rPr>
+                <w:sz w:val="24"/>
+                <w:szCs w:val="24"/>
+              </w:rPr>
+            </w:pPr>
+            <w:r>
+              <w:rPr>
+                <w:color w:val="0F172A"/>
+                <w:sz w:val="24"/>
+                <w:szCs w:val="24"/>
+              </w:rPr>
+              <w:t>src/server/infrastructure/database/schema.ts</w:t>
+            </w:r>
           </w:p>
         </w:tc>
         <w:tc>
@@ -7708,25 +6666,7 @@
                 <w:sz w:val="24"/>
                 <w:szCs w:val="24"/>
               </w:rPr>
-              <w:t xml:space="preserve">Replaced default sort with deterministic </w:t>
-            </w:r>
-            <w:proofErr w:type="spellStart"/>
-            <w:r>
-              <w:rPr>
-                <w:color w:val="0F172A"/>
-                <w:sz w:val="24"/>
-                <w:szCs w:val="24"/>
-              </w:rPr>
-              <w:t>localeCompare</w:t>
-            </w:r>
-            <w:proofErr w:type="spellEnd"/>
-            <w:r>
-              <w:rPr>
-                <w:color w:val="0F172A"/>
-                <w:sz w:val="24"/>
-                <w:szCs w:val="24"/>
-              </w:rPr>
-              <w:t xml:space="preserve"> ordering</w:t>
+              <w:t>Replaced default sort with deterministic localeCompare ordering</w:t>
             </w:r>
           </w:p>
         </w:tc>
@@ -7792,12 +6732,6 @@
           <w:insideH w:val="single" w:sz="4" w:space="0" w:color="E2E8F0"/>
           <w:insideV w:val="single" w:sz="4" w:space="0" w:color="E2E8F0"/>
         </w:tblBorders>
-        <w:tblCellMar>
-          <w:top w:w="0" w:type="dxa"/>
-          <w:left w:w="0" w:type="dxa"/>
-          <w:bottom w:w="0" w:type="dxa"/>
-          <w:right w:w="0" w:type="dxa"/>
-        </w:tblCellMar>
         <w:tblLook w:val="04A0" w:firstRow="1" w:lastRow="0" w:firstColumn="1" w:lastColumn="0" w:noHBand="0" w:noVBand="1"/>
       </w:tblPr>
       <w:tblGrid>
@@ -7805,14 +6739,6 @@
         <w:gridCol w:w="2500"/>
       </w:tblGrid>
       <w:tr>
-        <w:tblPrEx>
-          <w:tblCellMar>
-            <w:top w:w="0" w:type="dxa"/>
-            <w:left w:w="0" w:type="dxa"/>
-            <w:bottom w:w="0" w:type="dxa"/>
-            <w:right w:w="0" w:type="dxa"/>
-          </w:tblCellMar>
-        </w:tblPrEx>
         <w:tc>
           <w:tcPr>
             <w:tcW w:w="2500" w:type="dxa"/>
@@ -7875,14 +6801,6 @@
         </w:tc>
       </w:tr>
       <w:tr>
-        <w:tblPrEx>
-          <w:tblCellMar>
-            <w:top w:w="0" w:type="dxa"/>
-            <w:left w:w="0" w:type="dxa"/>
-            <w:bottom w:w="0" w:type="dxa"/>
-            <w:right w:w="0" w:type="dxa"/>
-          </w:tblCellMar>
-        </w:tblPrEx>
         <w:tc>
           <w:tcPr>
             <w:tcW w:w="2500" w:type="dxa"/>
@@ -7941,14 +6859,6 @@
         </w:tc>
       </w:tr>
       <w:tr>
-        <w:tblPrEx>
-          <w:tblCellMar>
-            <w:top w:w="0" w:type="dxa"/>
-            <w:left w:w="0" w:type="dxa"/>
-            <w:bottom w:w="0" w:type="dxa"/>
-            <w:right w:w="0" w:type="dxa"/>
-          </w:tblCellMar>
-        </w:tblPrEx>
         <w:tc>
           <w:tcPr>
             <w:tcW w:w="2500" w:type="dxa"/>
@@ -8007,14 +6917,6 @@
         </w:tc>
       </w:tr>
       <w:tr>
-        <w:tblPrEx>
-          <w:tblCellMar>
-            <w:top w:w="0" w:type="dxa"/>
-            <w:left w:w="0" w:type="dxa"/>
-            <w:bottom w:w="0" w:type="dxa"/>
-            <w:right w:w="0" w:type="dxa"/>
-          </w:tblCellMar>
-        </w:tblPrEx>
         <w:tc>
           <w:tcPr>
             <w:tcW w:w="2500" w:type="dxa"/>
@@ -8073,14 +6975,6 @@
         </w:tc>
       </w:tr>
       <w:tr>
-        <w:tblPrEx>
-          <w:tblCellMar>
-            <w:top w:w="0" w:type="dxa"/>
-            <w:left w:w="0" w:type="dxa"/>
-            <w:bottom w:w="0" w:type="dxa"/>
-            <w:right w:w="0" w:type="dxa"/>
-          </w:tblCellMar>
-        </w:tblPrEx>
         <w:tc>
           <w:tcPr>
             <w:tcW w:w="2500" w:type="dxa"/>
@@ -8139,14 +7033,6 @@
         </w:tc>
       </w:tr>
       <w:tr>
-        <w:tblPrEx>
-          <w:tblCellMar>
-            <w:top w:w="0" w:type="dxa"/>
-            <w:left w:w="0" w:type="dxa"/>
-            <w:bottom w:w="0" w:type="dxa"/>
-            <w:right w:w="0" w:type="dxa"/>
-          </w:tblCellMar>
-        </w:tblPrEx>
         <w:tc>
           <w:tcPr>
             <w:tcW w:w="2500" w:type="dxa"/>
@@ -8205,14 +7091,6 @@
         </w:tc>
       </w:tr>
       <w:tr>
-        <w:tblPrEx>
-          <w:tblCellMar>
-            <w:top w:w="0" w:type="dxa"/>
-            <w:left w:w="0" w:type="dxa"/>
-            <w:bottom w:w="0" w:type="dxa"/>
-            <w:right w:w="0" w:type="dxa"/>
-          </w:tblCellMar>
-        </w:tblPrEx>
         <w:tc>
           <w:tcPr>
             <w:tcW w:w="2500" w:type="dxa"/>
@@ -8271,14 +7149,6 @@
         </w:tc>
       </w:tr>
       <w:tr>
-        <w:tblPrEx>
-          <w:tblCellMar>
-            <w:top w:w="0" w:type="dxa"/>
-            <w:left w:w="0" w:type="dxa"/>
-            <w:bottom w:w="0" w:type="dxa"/>
-            <w:right w:w="0" w:type="dxa"/>
-          </w:tblCellMar>
-        </w:tblPrEx>
         <w:tc>
           <w:tcPr>
             <w:tcW w:w="2500" w:type="dxa"/>
@@ -8353,7 +7223,6 @@
           <w:sz w:val="24"/>
           <w:szCs w:val="22"/>
         </w:rPr>
-        <w:lastRenderedPageBreak/>
         <w:t>The remaining issues were mostly lower-severity maintainability recommendations, such as browser global usage, small JSX readability warnings, and non-critical refactoring suggestions.</w:t>
       </w:r>
     </w:p>
@@ -8367,6 +7236,9 @@
         </w:rPr>
       </w:pPr>
       <w:r>
+        <w:rPr>
+          <w:noProof/>
+        </w:rPr>
         <w:drawing>
           <wp:inline distT="0" distB="0" distL="0" distR="0" wp14:anchorId="15A6B060" wp14:editId="36C90873">
             <wp:extent cx="5943600" cy="2694305"/>
@@ -8417,6 +7289,10 @@
         <w:pStyle w:val="BodyText"/>
       </w:pPr>
       <w:r>
+        <w:rPr>
+          <w:noProof/>
+        </w:rPr>
+        <w:lastRenderedPageBreak/>
         <w:drawing>
           <wp:inline distT="0" distB="0" distL="0" distR="0" wp14:anchorId="5BDA0B37" wp14:editId="56ED2E1F">
             <wp:extent cx="5943600" cy="2684780"/>
@@ -8480,15 +7356,7 @@
           <w:sz w:val="24"/>
           <w:szCs w:val="22"/>
         </w:rPr>
-        <w:t xml:space="preserve">After high-severity issues were resolved, </w:t>
-      </w:r>
-      <w:r>
-        <w:rPr>
-          <w:color w:val="1F2937"/>
-          <w:sz w:val="24"/>
-          <w:szCs w:val="22"/>
-        </w:rPr>
-        <w:t>the next priority was security hotspots. SonarQube reported 19 security hotspots, producing a security hotspot grade of E.</w:t>
+        <w:t>After high-severity issues were resolved, the next priority was security hotspots. SonarQube reported 19 security hotspots, producing a security hotspot grade of E.</w:t>
       </w:r>
     </w:p>
     <w:p/>
@@ -8509,7 +7377,6 @@
           <w:sz w:val="29"/>
           <w:szCs w:val="24"/>
         </w:rPr>
-        <w:lastRenderedPageBreak/>
         <w:t>Security hotspot distribution</w:t>
       </w:r>
       <w:bookmarkEnd w:id="14"/>
@@ -8528,12 +7395,6 @@
           <w:insideH w:val="single" w:sz="4" w:space="0" w:color="E2E8F0"/>
           <w:insideV w:val="single" w:sz="4" w:space="0" w:color="E2E8F0"/>
         </w:tblBorders>
-        <w:tblCellMar>
-          <w:top w:w="0" w:type="dxa"/>
-          <w:left w:w="0" w:type="dxa"/>
-          <w:bottom w:w="0" w:type="dxa"/>
-          <w:right w:w="0" w:type="dxa"/>
-        </w:tblCellMar>
         <w:tblLook w:val="04A0" w:firstRow="1" w:lastRow="0" w:firstColumn="1" w:lastColumn="0" w:noHBand="0" w:noVBand="1"/>
       </w:tblPr>
       <w:tblGrid>
@@ -8541,14 +7402,6 @@
         <w:gridCol w:w="2500"/>
       </w:tblGrid>
       <w:tr>
-        <w:tblPrEx>
-          <w:tblCellMar>
-            <w:top w:w="0" w:type="dxa"/>
-            <w:left w:w="0" w:type="dxa"/>
-            <w:bottom w:w="0" w:type="dxa"/>
-            <w:right w:w="0" w:type="dxa"/>
-          </w:tblCellMar>
-        </w:tblPrEx>
         <w:tc>
           <w:tcPr>
             <w:tcW w:w="2500" w:type="dxa"/>
@@ -8611,14 +7464,6 @@
         </w:tc>
       </w:tr>
       <w:tr>
-        <w:tblPrEx>
-          <w:tblCellMar>
-            <w:top w:w="0" w:type="dxa"/>
-            <w:left w:w="0" w:type="dxa"/>
-            <w:bottom w:w="0" w:type="dxa"/>
-            <w:right w:w="0" w:type="dxa"/>
-          </w:tblCellMar>
-        </w:tblPrEx>
         <w:tc>
           <w:tcPr>
             <w:tcW w:w="2500" w:type="dxa"/>
@@ -8677,14 +7522,6 @@
         </w:tc>
       </w:tr>
       <w:tr>
-        <w:tblPrEx>
-          <w:tblCellMar>
-            <w:top w:w="0" w:type="dxa"/>
-            <w:left w:w="0" w:type="dxa"/>
-            <w:bottom w:w="0" w:type="dxa"/>
-            <w:right w:w="0" w:type="dxa"/>
-          </w:tblCellMar>
-        </w:tblPrEx>
         <w:tc>
           <w:tcPr>
             <w:tcW w:w="2500" w:type="dxa"/>
@@ -8743,14 +7580,6 @@
         </w:tc>
       </w:tr>
       <w:tr>
-        <w:tblPrEx>
-          <w:tblCellMar>
-            <w:top w:w="0" w:type="dxa"/>
-            <w:left w:w="0" w:type="dxa"/>
-            <w:bottom w:w="0" w:type="dxa"/>
-            <w:right w:w="0" w:type="dxa"/>
-          </w:tblCellMar>
-        </w:tblPrEx>
         <w:tc>
           <w:tcPr>
             <w:tcW w:w="2500" w:type="dxa"/>
@@ -8812,6 +7641,10 @@
     <w:p/>
     <w:p>
       <w:r>
+        <w:rPr>
+          <w:noProof/>
+        </w:rPr>
+        <w:lastRenderedPageBreak/>
         <w:drawing>
           <wp:inline distT="0" distB="0" distL="0" distR="0" wp14:anchorId="5433DB12" wp14:editId="29DE3B3D">
             <wp:extent cx="6591719" cy="2802889"/>
@@ -8884,15 +7717,7 @@
           <w:sz w:val="24"/>
           <w:szCs w:val="22"/>
         </w:rPr>
-        <w:t>Most DoS hotspots came from regular expressions that SonarQube considered vulnerable to super-linear runtime due to backtracking. The flagged code was mostly u</w:t>
-      </w:r>
-      <w:r>
-        <w:rPr>
-          <w:color w:val="1F2937"/>
-          <w:sz w:val="24"/>
-          <w:szCs w:val="22"/>
-        </w:rPr>
-        <w:t>sed for:</w:t>
+        <w:t>Most DoS hotspots came from regular expressions that SonarQube considered vulnerable to super-linear runtime due to backtracking. The flagged code was mostly used for:</w:t>
       </w:r>
     </w:p>
     <w:p>
@@ -9020,7 +7845,6 @@
           <w:sz w:val="24"/>
           <w:szCs w:val="22"/>
         </w:rPr>
-        <w:lastRenderedPageBreak/>
         <w:t>Although many of these expressions were used on short strings, the review treated the hotspots seriously and replaced them with deterministic linear parsing where possible.</w:t>
       </w:r>
     </w:p>
@@ -9060,25 +7884,7 @@
           <w:sz w:val="24"/>
           <w:szCs w:val="22"/>
         </w:rPr>
-        <w:t xml:space="preserve">Two hotspots were related to </w:t>
-      </w:r>
-      <w:proofErr w:type="spellStart"/>
-      <w:r>
-        <w:rPr>
-          <w:color w:val="1F2937"/>
-          <w:sz w:val="24"/>
-          <w:szCs w:val="22"/>
-        </w:rPr>
-        <w:t>Math.random</w:t>
-      </w:r>
-      <w:proofErr w:type="spellEnd"/>
-      <w:r>
-        <w:rPr>
-          <w:color w:val="1F2937"/>
-          <w:sz w:val="24"/>
-          <w:szCs w:val="22"/>
-        </w:rPr>
-        <w:t>() usage:</w:t>
+        <w:t>Two hotspots were related to Math.random() usage:</w:t>
       </w:r>
     </w:p>
     <w:p>
@@ -9103,15 +7909,7 @@
           <w:sz w:val="24"/>
           <w:szCs w:val="22"/>
         </w:rPr>
-        <w:t>•</w:t>
-      </w:r>
-      <w:r>
-        <w:rPr>
-          <w:color w:val="1F2937"/>
-          <w:sz w:val="24"/>
-          <w:szCs w:val="22"/>
-        </w:rPr>
-        <w:t xml:space="preserve"> generating temporary client notification IDs;</w:t>
+        <w:t>• generating temporary client notification IDs;</w:t>
       </w:r>
     </w:p>
     <w:p>
@@ -9163,10 +7961,7 @@
       </w:pPr>
       <w:bookmarkStart w:id="17" w:name="_Toc231499977"/>
       <w:r>
-        <w:t>7. Security H</w:t>
-      </w:r>
-      <w:r>
-        <w:t>otspot Remediation</w:t>
+        <w:t>7. Security Hotspot Remediation</w:t>
       </w:r>
       <w:bookmarkEnd w:id="17"/>
     </w:p>
@@ -9222,28 +8017,14 @@
           <w:insideH w:val="single" w:sz="4" w:space="0" w:color="E2E8F0"/>
           <w:insideV w:val="single" w:sz="4" w:space="0" w:color="E2E8F0"/>
         </w:tblBorders>
-        <w:tblCellMar>
-          <w:top w:w="0" w:type="dxa"/>
-          <w:left w:w="0" w:type="dxa"/>
-          <w:bottom w:w="0" w:type="dxa"/>
-          <w:right w:w="0" w:type="dxa"/>
-        </w:tblCellMar>
         <w:tblLook w:val="04A0" w:firstRow="1" w:lastRow="0" w:firstColumn="1" w:lastColumn="0" w:noHBand="0" w:noVBand="1"/>
       </w:tblPr>
       <w:tblGrid>
-        <w:gridCol w:w="4426"/>
-        <w:gridCol w:w="2500"/>
-        <w:gridCol w:w="2773"/>
+        <w:gridCol w:w="4952"/>
+        <w:gridCol w:w="2149"/>
+        <w:gridCol w:w="2919"/>
       </w:tblGrid>
       <w:tr>
-        <w:tblPrEx>
-          <w:tblCellMar>
-            <w:top w:w="0" w:type="dxa"/>
-            <w:left w:w="0" w:type="dxa"/>
-            <w:bottom w:w="0" w:type="dxa"/>
-            <w:right w:w="0" w:type="dxa"/>
-          </w:tblCellMar>
-        </w:tblPrEx>
         <w:tc>
           <w:tcPr>
             <w:tcW w:w="2500" w:type="dxa"/>
@@ -9336,60 +8117,32 @@
         </w:tc>
       </w:tr>
       <w:tr>
-        <w:tblPrEx>
-          <w:tblCellMar>
-            <w:top w:w="0" w:type="dxa"/>
-            <w:left w:w="0" w:type="dxa"/>
-            <w:bottom w:w="0" w:type="dxa"/>
-            <w:right w:w="0" w:type="dxa"/>
-          </w:tblCellMar>
-        </w:tblPrEx>
-        <w:tc>
-          <w:tcPr>
-            <w:tcW w:w="2500" w:type="dxa"/>
-            <w:tcMar>
-              <w:top w:w="90" w:type="dxa"/>
-              <w:left w:w="110" w:type="dxa"/>
-              <w:bottom w:w="90" w:type="dxa"/>
-              <w:right w:w="110" w:type="dxa"/>
-            </w:tcMar>
-          </w:tcPr>
-          <w:p>
-            <w:pPr>
-              <w:pStyle w:val="TableBody"/>
-              <w:rPr>
-                <w:sz w:val="24"/>
-                <w:szCs w:val="24"/>
-              </w:rPr>
-            </w:pPr>
-            <w:proofErr w:type="spellStart"/>
-            <w:r>
-              <w:rPr>
-                <w:color w:val="0F172A"/>
-                <w:sz w:val="24"/>
-                <w:szCs w:val="24"/>
-              </w:rPr>
-              <w:t>src</w:t>
-            </w:r>
-            <w:proofErr w:type="spellEnd"/>
-            <w:r>
-              <w:rPr>
-                <w:color w:val="0F172A"/>
-                <w:sz w:val="24"/>
-                <w:szCs w:val="24"/>
-              </w:rPr>
-              <w:t>/client/pages/</w:t>
-            </w:r>
-            <w:proofErr w:type="spellStart"/>
-            <w:r>
-              <w:rPr>
-                <w:color w:val="0F172A"/>
-                <w:sz w:val="24"/>
-                <w:szCs w:val="24"/>
-              </w:rPr>
-              <w:t>AssistantPage.tsx</w:t>
-            </w:r>
-            <w:proofErr w:type="spellEnd"/>
+        <w:tc>
+          <w:tcPr>
+            <w:tcW w:w="2500" w:type="dxa"/>
+            <w:tcMar>
+              <w:top w:w="90" w:type="dxa"/>
+              <w:left w:w="110" w:type="dxa"/>
+              <w:bottom w:w="90" w:type="dxa"/>
+              <w:right w:w="110" w:type="dxa"/>
+            </w:tcMar>
+          </w:tcPr>
+          <w:p>
+            <w:pPr>
+              <w:pStyle w:val="TableBody"/>
+              <w:rPr>
+                <w:sz w:val="24"/>
+                <w:szCs w:val="24"/>
+              </w:rPr>
+            </w:pPr>
+            <w:r>
+              <w:rPr>
+                <w:color w:val="0F172A"/>
+                <w:sz w:val="24"/>
+                <w:szCs w:val="24"/>
+              </w:rPr>
+              <w:t>src/client/pages/AssistantPage.tsx</w:t>
+            </w:r>
           </w:p>
         </w:tc>
         <w:tc>
@@ -9444,102 +8197,38 @@
                 <w:sz w:val="24"/>
                 <w:szCs w:val="24"/>
               </w:rPr>
-              <w:t xml:space="preserve">Replaced with </w:t>
-            </w:r>
-            <w:proofErr w:type="spellStart"/>
-            <w:r>
-              <w:rPr>
-                <w:color w:val="0F172A"/>
-                <w:sz w:val="24"/>
-                <w:szCs w:val="24"/>
-              </w:rPr>
-              <w:t>indexOf</w:t>
-            </w:r>
-            <w:proofErr w:type="spellEnd"/>
-            <w:r>
-              <w:rPr>
-                <w:color w:val="0F172A"/>
-                <w:sz w:val="24"/>
-                <w:szCs w:val="24"/>
-              </w:rPr>
-              <w:t xml:space="preserve">, slice, </w:t>
-            </w:r>
-            <w:proofErr w:type="spellStart"/>
-            <w:r>
-              <w:rPr>
-                <w:color w:val="0F172A"/>
-                <w:sz w:val="24"/>
-                <w:szCs w:val="24"/>
-              </w:rPr>
-              <w:t>startsWith</w:t>
-            </w:r>
-            <w:proofErr w:type="spellEnd"/>
-            <w:r>
-              <w:rPr>
-                <w:color w:val="0F172A"/>
-                <w:sz w:val="24"/>
-                <w:szCs w:val="24"/>
-              </w:rPr>
-              <w:t>, and character checks</w:t>
+              <w:t>Replaced with indexOf, slice, startsWith, and character checks</w:t>
             </w:r>
           </w:p>
         </w:tc>
       </w:tr>
       <w:tr>
-        <w:tblPrEx>
-          <w:tblCellMar>
-            <w:top w:w="0" w:type="dxa"/>
-            <w:left w:w="0" w:type="dxa"/>
-            <w:bottom w:w="0" w:type="dxa"/>
-            <w:right w:w="0" w:type="dxa"/>
-          </w:tblCellMar>
-        </w:tblPrEx>
-        <w:tc>
-          <w:tcPr>
-            <w:tcW w:w="2500" w:type="dxa"/>
-            <w:tcMar>
-              <w:top w:w="90" w:type="dxa"/>
-              <w:left w:w="110" w:type="dxa"/>
-              <w:bottom w:w="90" w:type="dxa"/>
-              <w:right w:w="110" w:type="dxa"/>
-            </w:tcMar>
-          </w:tcPr>
-          <w:p>
-            <w:pPr>
-              <w:pStyle w:val="TableBody"/>
-              <w:rPr>
-                <w:sz w:val="24"/>
-                <w:szCs w:val="24"/>
-              </w:rPr>
-            </w:pPr>
-            <w:proofErr w:type="spellStart"/>
-            <w:r>
-              <w:rPr>
-                <w:color w:val="0F172A"/>
-                <w:sz w:val="24"/>
-                <w:szCs w:val="24"/>
-              </w:rPr>
-              <w:t>src</w:t>
-            </w:r>
-            <w:proofErr w:type="spellEnd"/>
-            <w:r>
-              <w:rPr>
-                <w:color w:val="0F172A"/>
-                <w:sz w:val="24"/>
-                <w:szCs w:val="24"/>
-              </w:rPr>
-              <w:t>/client/pages/</w:t>
-            </w:r>
-            <w:proofErr w:type="spellStart"/>
-            <w:r>
-              <w:rPr>
-                <w:color w:val="0F172A"/>
-                <w:sz w:val="24"/>
-                <w:szCs w:val="24"/>
-              </w:rPr>
-              <w:t>SearchResultsPage.tsx</w:t>
-            </w:r>
-            <w:proofErr w:type="spellEnd"/>
+        <w:tc>
+          <w:tcPr>
+            <w:tcW w:w="2500" w:type="dxa"/>
+            <w:tcMar>
+              <w:top w:w="90" w:type="dxa"/>
+              <w:left w:w="110" w:type="dxa"/>
+              <w:bottom w:w="90" w:type="dxa"/>
+              <w:right w:w="110" w:type="dxa"/>
+            </w:tcMar>
+          </w:tcPr>
+          <w:p>
+            <w:pPr>
+              <w:pStyle w:val="TableBody"/>
+              <w:rPr>
+                <w:sz w:val="24"/>
+                <w:szCs w:val="24"/>
+              </w:rPr>
+            </w:pPr>
+            <w:r>
+              <w:rPr>
+                <w:color w:val="0F172A"/>
+                <w:sz w:val="24"/>
+                <w:szCs w:val="24"/>
+              </w:rPr>
+              <w:t>src/client/pages/SearchResultsPage.tsx</w:t>
+            </w:r>
           </w:p>
         </w:tc>
         <w:tc>
@@ -9600,60 +8289,32 @@
         </w:tc>
       </w:tr>
       <w:tr>
-        <w:tblPrEx>
-          <w:tblCellMar>
-            <w:top w:w="0" w:type="dxa"/>
-            <w:left w:w="0" w:type="dxa"/>
-            <w:bottom w:w="0" w:type="dxa"/>
-            <w:right w:w="0" w:type="dxa"/>
-          </w:tblCellMar>
-        </w:tblPrEx>
-        <w:tc>
-          <w:tcPr>
-            <w:tcW w:w="2500" w:type="dxa"/>
-            <w:tcMar>
-              <w:top w:w="90" w:type="dxa"/>
-              <w:left w:w="110" w:type="dxa"/>
-              <w:bottom w:w="90" w:type="dxa"/>
-              <w:right w:w="110" w:type="dxa"/>
-            </w:tcMar>
-          </w:tcPr>
-          <w:p>
-            <w:pPr>
-              <w:pStyle w:val="TableBody"/>
-              <w:rPr>
-                <w:sz w:val="24"/>
-                <w:szCs w:val="24"/>
-              </w:rPr>
-            </w:pPr>
-            <w:proofErr w:type="spellStart"/>
-            <w:r>
-              <w:rPr>
-                <w:color w:val="0F172A"/>
-                <w:sz w:val="24"/>
-                <w:szCs w:val="24"/>
-              </w:rPr>
-              <w:t>src</w:t>
-            </w:r>
-            <w:proofErr w:type="spellEnd"/>
-            <w:r>
-              <w:rPr>
-                <w:color w:val="0F172A"/>
-                <w:sz w:val="24"/>
-                <w:szCs w:val="24"/>
-              </w:rPr>
-              <w:t>/</w:t>
-            </w:r>
-            <w:proofErr w:type="spellStart"/>
-            <w:r>
-              <w:rPr>
-                <w:color w:val="0F172A"/>
-                <w:sz w:val="24"/>
-                <w:szCs w:val="24"/>
-              </w:rPr>
-              <w:t>extract.ts</w:t>
-            </w:r>
-            <w:proofErr w:type="spellEnd"/>
+        <w:tc>
+          <w:tcPr>
+            <w:tcW w:w="2500" w:type="dxa"/>
+            <w:tcMar>
+              <w:top w:w="90" w:type="dxa"/>
+              <w:left w:w="110" w:type="dxa"/>
+              <w:bottom w:w="90" w:type="dxa"/>
+              <w:right w:w="110" w:type="dxa"/>
+            </w:tcMar>
+          </w:tcPr>
+          <w:p>
+            <w:pPr>
+              <w:pStyle w:val="TableBody"/>
+              <w:rPr>
+                <w:sz w:val="24"/>
+                <w:szCs w:val="24"/>
+              </w:rPr>
+            </w:pPr>
+            <w:r>
+              <w:rPr>
+                <w:color w:val="0F172A"/>
+                <w:sz w:val="24"/>
+                <w:szCs w:val="24"/>
+              </w:rPr>
+              <w:t>src/extract.ts</w:t>
+            </w:r>
           </w:p>
         </w:tc>
         <w:tc>
@@ -9708,130 +8369,38 @@
                 <w:sz w:val="24"/>
                 <w:szCs w:val="24"/>
               </w:rPr>
-              <w:t xml:space="preserve">Replaced with explicit string helpers such as </w:t>
-            </w:r>
-            <w:proofErr w:type="spellStart"/>
-            <w:r>
-              <w:rPr>
-                <w:color w:val="0F172A"/>
-                <w:sz w:val="24"/>
-                <w:szCs w:val="24"/>
-              </w:rPr>
-              <w:t>parseLayoverCity</w:t>
-            </w:r>
-            <w:proofErr w:type="spellEnd"/>
-            <w:r>
-              <w:rPr>
-                <w:color w:val="0F172A"/>
-                <w:sz w:val="24"/>
-                <w:szCs w:val="24"/>
-              </w:rPr>
-              <w:t xml:space="preserve">, </w:t>
-            </w:r>
-            <w:proofErr w:type="spellStart"/>
-            <w:r>
-              <w:rPr>
-                <w:color w:val="0F172A"/>
-                <w:sz w:val="24"/>
-                <w:szCs w:val="24"/>
-              </w:rPr>
-              <w:t>parseTrailingAirportCode</w:t>
-            </w:r>
-            <w:proofErr w:type="spellEnd"/>
-            <w:r>
-              <w:rPr>
-                <w:color w:val="0F172A"/>
-                <w:sz w:val="24"/>
-                <w:szCs w:val="24"/>
-              </w:rPr>
-              <w:t xml:space="preserve">, and </w:t>
-            </w:r>
-            <w:proofErr w:type="spellStart"/>
-            <w:r>
-              <w:rPr>
-                <w:color w:val="0F172A"/>
-                <w:sz w:val="24"/>
-                <w:szCs w:val="24"/>
-              </w:rPr>
-              <w:t>splitTimeRange</w:t>
-            </w:r>
-            <w:proofErr w:type="spellEnd"/>
+              <w:t>Replaced with explicit string helpers such as parseLayoverCity, parseTrailingAirportCode, and splitTimeRange</w:t>
+            </w:r>
           </w:p>
         </w:tc>
       </w:tr>
       <w:tr>
-        <w:tblPrEx>
-          <w:tblCellMar>
-            <w:top w:w="0" w:type="dxa"/>
-            <w:left w:w="0" w:type="dxa"/>
-            <w:bottom w:w="0" w:type="dxa"/>
-            <w:right w:w="0" w:type="dxa"/>
-          </w:tblCellMar>
-        </w:tblPrEx>
-        <w:tc>
-          <w:tcPr>
-            <w:tcW w:w="2500" w:type="dxa"/>
-            <w:tcMar>
-              <w:top w:w="90" w:type="dxa"/>
-              <w:left w:w="110" w:type="dxa"/>
-              <w:bottom w:w="90" w:type="dxa"/>
-              <w:right w:w="110" w:type="dxa"/>
-            </w:tcMar>
-          </w:tcPr>
-          <w:p>
-            <w:pPr>
-              <w:pStyle w:val="TableBody"/>
-              <w:rPr>
-                <w:sz w:val="24"/>
-                <w:szCs w:val="24"/>
-              </w:rPr>
-            </w:pPr>
-            <w:proofErr w:type="spellStart"/>
-            <w:r>
-              <w:rPr>
-                <w:color w:val="0F172A"/>
-                <w:sz w:val="24"/>
-                <w:szCs w:val="24"/>
-              </w:rPr>
-              <w:t>src</w:t>
-            </w:r>
-            <w:proofErr w:type="spellEnd"/>
-            <w:r>
-              <w:rPr>
-                <w:color w:val="0F172A"/>
-                <w:sz w:val="24"/>
-                <w:szCs w:val="24"/>
-              </w:rPr>
-              <w:t>/server/infrastructure/</w:t>
-            </w:r>
-            <w:proofErr w:type="spellStart"/>
-            <w:r>
-              <w:rPr>
-                <w:color w:val="0F172A"/>
-                <w:sz w:val="24"/>
-                <w:szCs w:val="24"/>
-              </w:rPr>
-              <w:t>llm</w:t>
-            </w:r>
-            <w:proofErr w:type="spellEnd"/>
-            <w:r>
-              <w:rPr>
-                <w:color w:val="0F172A"/>
-                <w:sz w:val="24"/>
-                <w:szCs w:val="24"/>
-              </w:rPr>
-              <w:t>/</w:t>
-            </w:r>
-            <w:proofErr w:type="spellStart"/>
-            <w:r>
-              <w:rPr>
-                <w:color w:val="0F172A"/>
-                <w:sz w:val="24"/>
-                <w:szCs w:val="24"/>
-              </w:rPr>
-              <w:t>ollamaClient.ts</w:t>
-            </w:r>
-            <w:proofErr w:type="spellEnd"/>
+        <w:tc>
+          <w:tcPr>
+            <w:tcW w:w="2500" w:type="dxa"/>
+            <w:tcMar>
+              <w:top w:w="90" w:type="dxa"/>
+              <w:left w:w="110" w:type="dxa"/>
+              <w:bottom w:w="90" w:type="dxa"/>
+              <w:right w:w="110" w:type="dxa"/>
+            </w:tcMar>
+          </w:tcPr>
+          <w:p>
+            <w:pPr>
+              <w:pStyle w:val="TableBody"/>
+              <w:rPr>
+                <w:sz w:val="24"/>
+                <w:szCs w:val="24"/>
+              </w:rPr>
+            </w:pPr>
+            <w:r>
+              <w:rPr>
+                <w:color w:val="0F172A"/>
+                <w:sz w:val="24"/>
+                <w:szCs w:val="24"/>
+              </w:rPr>
+              <w:t>src/server/infrastructure/llm/ollamaClient.ts</w:t>
+            </w:r>
           </w:p>
         </w:tc>
         <w:tc>
@@ -9886,112 +8455,38 @@
                 <w:sz w:val="24"/>
                 <w:szCs w:val="24"/>
               </w:rPr>
-              <w:t xml:space="preserve">Replaced with </w:t>
-            </w:r>
-            <w:proofErr w:type="spellStart"/>
-            <w:r>
-              <w:rPr>
-                <w:color w:val="0F172A"/>
-                <w:sz w:val="24"/>
-                <w:szCs w:val="24"/>
-              </w:rPr>
-              <w:t>indexOf</w:t>
-            </w:r>
-            <w:proofErr w:type="spellEnd"/>
-            <w:r>
-              <w:rPr>
-                <w:color w:val="0F172A"/>
-                <w:sz w:val="24"/>
-                <w:szCs w:val="24"/>
-              </w:rPr>
-              <w:t xml:space="preserve"> and </w:t>
-            </w:r>
-            <w:proofErr w:type="spellStart"/>
-            <w:r>
-              <w:rPr>
-                <w:color w:val="0F172A"/>
-                <w:sz w:val="24"/>
-                <w:szCs w:val="24"/>
-              </w:rPr>
-              <w:t>lastIndexOf</w:t>
-            </w:r>
-            <w:proofErr w:type="spellEnd"/>
-            <w:r>
-              <w:rPr>
-                <w:color w:val="0F172A"/>
-                <w:sz w:val="24"/>
-                <w:szCs w:val="24"/>
-              </w:rPr>
-              <w:t xml:space="preserve"> block </w:t>
-            </w:r>
-            <w:r>
-              <w:rPr>
-                <w:color w:val="0F172A"/>
-                <w:sz w:val="24"/>
-                <w:szCs w:val="24"/>
-              </w:rPr>
-              <w:lastRenderedPageBreak/>
-              <w:t>extraction</w:t>
+              <w:t>Replaced with indexOf and lastIndexOf block extraction</w:t>
             </w:r>
           </w:p>
         </w:tc>
       </w:tr>
       <w:tr>
-        <w:tblPrEx>
-          <w:tblCellMar>
-            <w:top w:w="0" w:type="dxa"/>
-            <w:left w:w="0" w:type="dxa"/>
-            <w:bottom w:w="0" w:type="dxa"/>
-            <w:right w:w="0" w:type="dxa"/>
-          </w:tblCellMar>
-        </w:tblPrEx>
-        <w:tc>
-          <w:tcPr>
-            <w:tcW w:w="2500" w:type="dxa"/>
-            <w:tcMar>
-              <w:top w:w="90" w:type="dxa"/>
-              <w:left w:w="110" w:type="dxa"/>
-              <w:bottom w:w="90" w:type="dxa"/>
-              <w:right w:w="110" w:type="dxa"/>
-            </w:tcMar>
-          </w:tcPr>
-          <w:p>
-            <w:pPr>
-              <w:pStyle w:val="TableBody"/>
-              <w:rPr>
-                <w:sz w:val="24"/>
-                <w:szCs w:val="24"/>
-              </w:rPr>
-            </w:pPr>
-            <w:proofErr w:type="spellStart"/>
-            <w:r>
-              <w:rPr>
-                <w:color w:val="0F172A"/>
-                <w:sz w:val="24"/>
-                <w:szCs w:val="24"/>
-              </w:rPr>
-              <w:lastRenderedPageBreak/>
-              <w:t>src</w:t>
-            </w:r>
-            <w:proofErr w:type="spellEnd"/>
-            <w:r>
-              <w:rPr>
-                <w:color w:val="0F172A"/>
-                <w:sz w:val="24"/>
-                <w:szCs w:val="24"/>
-              </w:rPr>
-              <w:t>/server/middleware/</w:t>
-            </w:r>
-            <w:proofErr w:type="spellStart"/>
-            <w:r>
-              <w:rPr>
-                <w:color w:val="0F172A"/>
-                <w:sz w:val="24"/>
-                <w:szCs w:val="24"/>
-              </w:rPr>
-              <w:t>authMiddleware.ts</w:t>
-            </w:r>
-            <w:proofErr w:type="spellEnd"/>
+        <w:tc>
+          <w:tcPr>
+            <w:tcW w:w="2500" w:type="dxa"/>
+            <w:tcMar>
+              <w:top w:w="90" w:type="dxa"/>
+              <w:left w:w="110" w:type="dxa"/>
+              <w:bottom w:w="90" w:type="dxa"/>
+              <w:right w:w="110" w:type="dxa"/>
+            </w:tcMar>
+          </w:tcPr>
+          <w:p>
+            <w:pPr>
+              <w:pStyle w:val="TableBody"/>
+              <w:rPr>
+                <w:sz w:val="24"/>
+                <w:szCs w:val="24"/>
+              </w:rPr>
+            </w:pPr>
+            <w:r>
+              <w:rPr>
+                <w:color w:val="0F172A"/>
+                <w:sz w:val="24"/>
+                <w:szCs w:val="24"/>
+              </w:rPr>
+              <w:t>src/server/middleware/authMiddleware.ts</w:t>
+            </w:r>
           </w:p>
         </w:tc>
         <w:tc>
@@ -10046,119 +8541,65 @@
                 <w:sz w:val="24"/>
                 <w:szCs w:val="24"/>
               </w:rPr>
-              <w:t xml:space="preserve">Replaced with </w:t>
-            </w:r>
-            <w:proofErr w:type="spellStart"/>
-            <w:r>
-              <w:rPr>
-                <w:color w:val="0F172A"/>
-                <w:sz w:val="24"/>
-                <w:szCs w:val="24"/>
-              </w:rPr>
-              <w:t>indexOf</w:t>
-            </w:r>
-            <w:proofErr w:type="spellEnd"/>
-            <w:r>
-              <w:rPr>
-                <w:color w:val="0F172A"/>
-                <w:sz w:val="24"/>
-                <w:szCs w:val="24"/>
-              </w:rPr>
-              <w:t>, slice, and scheme comparison</w:t>
+              <w:t>Replaced with indexOf, slice, and scheme comparison</w:t>
             </w:r>
           </w:p>
         </w:tc>
       </w:tr>
       <w:tr>
-        <w:tblPrEx>
-          <w:tblCellMar>
-            <w:top w:w="0" w:type="dxa"/>
-            <w:left w:w="0" w:type="dxa"/>
-            <w:bottom w:w="0" w:type="dxa"/>
-            <w:right w:w="0" w:type="dxa"/>
-          </w:tblCellMar>
-        </w:tblPrEx>
-        <w:tc>
-          <w:tcPr>
-            <w:tcW w:w="2500" w:type="dxa"/>
-            <w:tcMar>
-              <w:top w:w="90" w:type="dxa"/>
-              <w:left w:w="110" w:type="dxa"/>
-              <w:bottom w:w="90" w:type="dxa"/>
-              <w:right w:w="110" w:type="dxa"/>
-            </w:tcMar>
-          </w:tcPr>
-          <w:p>
-            <w:pPr>
-              <w:pStyle w:val="TableBody"/>
-              <w:rPr>
-                <w:sz w:val="24"/>
-                <w:szCs w:val="24"/>
-              </w:rPr>
-            </w:pPr>
-            <w:proofErr w:type="spellStart"/>
-            <w:r>
-              <w:rPr>
-                <w:color w:val="0F172A"/>
-                <w:sz w:val="24"/>
-                <w:szCs w:val="24"/>
-              </w:rPr>
-              <w:t>src</w:t>
-            </w:r>
-            <w:proofErr w:type="spellEnd"/>
-            <w:r>
-              <w:rPr>
-                <w:color w:val="0F172A"/>
-                <w:sz w:val="24"/>
-                <w:szCs w:val="24"/>
-              </w:rPr>
-              <w:t>/server/modules/chat/</w:t>
-            </w:r>
-            <w:proofErr w:type="spellStart"/>
-            <w:r>
-              <w:rPr>
-                <w:color w:val="0F172A"/>
-                <w:sz w:val="24"/>
-                <w:szCs w:val="24"/>
-              </w:rPr>
-              <w:t>chatService.ts</w:t>
-            </w:r>
-            <w:proofErr w:type="spellEnd"/>
-          </w:p>
-        </w:tc>
-        <w:tc>
-          <w:tcPr>
-            <w:tcW w:w="2500" w:type="dxa"/>
-            <w:tcMar>
-              <w:top w:w="90" w:type="dxa"/>
-              <w:left w:w="110" w:type="dxa"/>
-              <w:bottom w:w="90" w:type="dxa"/>
-              <w:right w:w="110" w:type="dxa"/>
-            </w:tcMar>
-          </w:tcPr>
-          <w:p>
-            <w:pPr>
-              <w:pStyle w:val="TableBody"/>
-              <w:rPr>
-                <w:sz w:val="24"/>
-                <w:szCs w:val="24"/>
-              </w:rPr>
-            </w:pPr>
-            <w:r>
-              <w:rPr>
-                <w:color w:val="0F172A"/>
-                <w:sz w:val="24"/>
-                <w:szCs w:val="24"/>
-              </w:rPr>
-              <w:t>Regex extract</w:t>
-            </w:r>
-            <w:r>
-              <w:rPr>
-                <w:color w:val="0F172A"/>
-                <w:sz w:val="24"/>
-                <w:szCs w:val="24"/>
-              </w:rPr>
-              <w:t>ing JSON object</w:t>
+        <w:tc>
+          <w:tcPr>
+            <w:tcW w:w="2500" w:type="dxa"/>
+            <w:tcMar>
+              <w:top w:w="90" w:type="dxa"/>
+              <w:left w:w="110" w:type="dxa"/>
+              <w:bottom w:w="90" w:type="dxa"/>
+              <w:right w:w="110" w:type="dxa"/>
+            </w:tcMar>
+          </w:tcPr>
+          <w:p>
+            <w:pPr>
+              <w:pStyle w:val="TableBody"/>
+              <w:rPr>
+                <w:sz w:val="24"/>
+                <w:szCs w:val="24"/>
+              </w:rPr>
+            </w:pPr>
+            <w:r>
+              <w:rPr>
+                <w:color w:val="0F172A"/>
+                <w:sz w:val="24"/>
+                <w:szCs w:val="24"/>
+              </w:rPr>
+              <w:t>src/server/modules/chat/chatService.ts</w:t>
+            </w:r>
+          </w:p>
+        </w:tc>
+        <w:tc>
+          <w:tcPr>
+            <w:tcW w:w="2500" w:type="dxa"/>
+            <w:tcMar>
+              <w:top w:w="90" w:type="dxa"/>
+              <w:left w:w="110" w:type="dxa"/>
+              <w:bottom w:w="90" w:type="dxa"/>
+              <w:right w:w="110" w:type="dxa"/>
+            </w:tcMar>
+          </w:tcPr>
+          <w:p>
+            <w:pPr>
+              <w:pStyle w:val="TableBody"/>
+              <w:rPr>
+                <w:sz w:val="24"/>
+                <w:szCs w:val="24"/>
+              </w:rPr>
+            </w:pPr>
+            <w:r>
+              <w:rPr>
+                <w:color w:val="0F172A"/>
+                <w:sz w:val="24"/>
+                <w:szCs w:val="24"/>
+              </w:rPr>
+              <w:t>Regex extracting JSON object</w:t>
             </w:r>
           </w:p>
         </w:tc>
@@ -10192,14 +8633,6 @@
         </w:tc>
       </w:tr>
       <w:tr>
-        <w:tblPrEx>
-          <w:tblCellMar>
-            <w:top w:w="0" w:type="dxa"/>
-            <w:left w:w="0" w:type="dxa"/>
-            <w:bottom w:w="0" w:type="dxa"/>
-            <w:right w:w="0" w:type="dxa"/>
-          </w:tblCellMar>
-        </w:tblPrEx>
         <w:tc>
           <w:tcPr>
             <w:tcW w:w="2500" w:type="dxa"/>
@@ -10286,95 +8719,59 @@
         </w:tc>
       </w:tr>
       <w:tr>
-        <w:tblPrEx>
-          <w:tblCellMar>
-            <w:top w:w="0" w:type="dxa"/>
-            <w:left w:w="0" w:type="dxa"/>
-            <w:bottom w:w="0" w:type="dxa"/>
-            <w:right w:w="0" w:type="dxa"/>
-          </w:tblCellMar>
-        </w:tblPrEx>
-        <w:tc>
-          <w:tcPr>
-            <w:tcW w:w="2500" w:type="dxa"/>
-            <w:tcMar>
-              <w:top w:w="90" w:type="dxa"/>
-              <w:left w:w="110" w:type="dxa"/>
-              <w:bottom w:w="90" w:type="dxa"/>
-              <w:right w:w="110" w:type="dxa"/>
-            </w:tcMar>
-          </w:tcPr>
-          <w:p>
-            <w:pPr>
-              <w:pStyle w:val="TableBody"/>
-              <w:rPr>
-                <w:sz w:val="24"/>
-                <w:szCs w:val="24"/>
-              </w:rPr>
-            </w:pPr>
-            <w:proofErr w:type="spellStart"/>
-            <w:r>
-              <w:rPr>
-                <w:color w:val="0F172A"/>
-                <w:sz w:val="24"/>
-                <w:szCs w:val="24"/>
-              </w:rPr>
-              <w:t>src</w:t>
-            </w:r>
-            <w:proofErr w:type="spellEnd"/>
-            <w:r>
-              <w:rPr>
-                <w:color w:val="0F172A"/>
-                <w:sz w:val="24"/>
-                <w:szCs w:val="24"/>
-              </w:rPr>
-              <w:t>/shared/</w:t>
-            </w:r>
-            <w:proofErr w:type="spellStart"/>
-            <w:r>
-              <w:rPr>
-                <w:color w:val="0F172A"/>
-                <w:sz w:val="24"/>
-                <w:szCs w:val="24"/>
-              </w:rPr>
-              <w:t>flightParsing.ts</w:t>
-            </w:r>
-            <w:proofErr w:type="spellEnd"/>
-          </w:p>
-        </w:tc>
-        <w:tc>
-          <w:tcPr>
-            <w:tcW w:w="2500" w:type="dxa"/>
-            <w:tcMar>
-              <w:top w:w="90" w:type="dxa"/>
-              <w:left w:w="110" w:type="dxa"/>
-              <w:bottom w:w="90" w:type="dxa"/>
-              <w:right w:w="110" w:type="dxa"/>
-            </w:tcMar>
-          </w:tcPr>
-          <w:p>
-            <w:pPr>
-              <w:pStyle w:val="TableBody"/>
-              <w:rPr>
-                <w:sz w:val="24"/>
-                <w:szCs w:val="24"/>
-              </w:rPr>
-            </w:pPr>
-            <w:r>
-              <w:rPr>
-                <w:color w:val="0F172A"/>
-                <w:sz w:val="24"/>
-                <w:szCs w:val="24"/>
-              </w:rPr>
-              <w:t>Regex parsing clock, dura</w:t>
-            </w:r>
-            <w:r>
-              <w:rPr>
-                <w:color w:val="0F172A"/>
-                <w:sz w:val="24"/>
-                <w:szCs w:val="24"/>
-              </w:rPr>
-              <w:t>tion, and stops</w:t>
+        <w:tc>
+          <w:tcPr>
+            <w:tcW w:w="2500" w:type="dxa"/>
+            <w:tcMar>
+              <w:top w:w="90" w:type="dxa"/>
+              <w:left w:w="110" w:type="dxa"/>
+              <w:bottom w:w="90" w:type="dxa"/>
+              <w:right w:w="110" w:type="dxa"/>
+            </w:tcMar>
+          </w:tcPr>
+          <w:p>
+            <w:pPr>
+              <w:pStyle w:val="TableBody"/>
+              <w:rPr>
+                <w:sz w:val="24"/>
+                <w:szCs w:val="24"/>
+              </w:rPr>
+            </w:pPr>
+            <w:r>
+              <w:rPr>
+                <w:color w:val="0F172A"/>
+                <w:sz w:val="24"/>
+                <w:szCs w:val="24"/>
+              </w:rPr>
+              <w:t>src/shared/flightParsing.ts</w:t>
+            </w:r>
+          </w:p>
+        </w:tc>
+        <w:tc>
+          <w:tcPr>
+            <w:tcW w:w="2500" w:type="dxa"/>
+            <w:tcMar>
+              <w:top w:w="90" w:type="dxa"/>
+              <w:left w:w="110" w:type="dxa"/>
+              <w:bottom w:w="90" w:type="dxa"/>
+              <w:right w:w="110" w:type="dxa"/>
+            </w:tcMar>
+          </w:tcPr>
+          <w:p>
+            <w:pPr>
+              <w:pStyle w:val="TableBody"/>
+              <w:rPr>
+                <w:sz w:val="24"/>
+                <w:szCs w:val="24"/>
+              </w:rPr>
+            </w:pPr>
+            <w:r>
+              <w:rPr>
+                <w:color w:val="0F172A"/>
+                <w:sz w:val="24"/>
+                <w:szCs w:val="24"/>
+              </w:rPr>
+              <w:t>Regex parsing clock, duration, and stops</w:t>
             </w:r>
           </w:p>
         </w:tc>
@@ -10443,28 +8840,14 @@
           <w:insideH w:val="single" w:sz="4" w:space="0" w:color="E2E8F0"/>
           <w:insideV w:val="single" w:sz="4" w:space="0" w:color="E2E8F0"/>
         </w:tblBorders>
-        <w:tblCellMar>
-          <w:top w:w="0" w:type="dxa"/>
-          <w:left w:w="0" w:type="dxa"/>
-          <w:bottom w:w="0" w:type="dxa"/>
-          <w:right w:w="0" w:type="dxa"/>
-        </w:tblCellMar>
         <w:tblLook w:val="04A0" w:firstRow="1" w:lastRow="0" w:firstColumn="1" w:lastColumn="0" w:noHBand="0" w:noVBand="1"/>
       </w:tblPr>
       <w:tblGrid>
-        <w:gridCol w:w="5053"/>
-        <w:gridCol w:w="2141"/>
-        <w:gridCol w:w="2826"/>
+        <w:gridCol w:w="5240"/>
+        <w:gridCol w:w="1923"/>
+        <w:gridCol w:w="2857"/>
       </w:tblGrid>
       <w:tr>
-        <w:tblPrEx>
-          <w:tblCellMar>
-            <w:top w:w="0" w:type="dxa"/>
-            <w:left w:w="0" w:type="dxa"/>
-            <w:bottom w:w="0" w:type="dxa"/>
-            <w:right w:w="0" w:type="dxa"/>
-          </w:tblCellMar>
-        </w:tblPrEx>
         <w:tc>
           <w:tcPr>
             <w:tcW w:w="2500" w:type="dxa"/>
@@ -10557,289 +8940,173 @@
         </w:tc>
       </w:tr>
       <w:tr>
-        <w:tblPrEx>
-          <w:tblCellMar>
-            <w:top w:w="0" w:type="dxa"/>
-            <w:left w:w="0" w:type="dxa"/>
-            <w:bottom w:w="0" w:type="dxa"/>
-            <w:right w:w="0" w:type="dxa"/>
-          </w:tblCellMar>
-        </w:tblPrEx>
-        <w:tc>
-          <w:tcPr>
-            <w:tcW w:w="2500" w:type="dxa"/>
-            <w:tcMar>
-              <w:top w:w="90" w:type="dxa"/>
-              <w:left w:w="110" w:type="dxa"/>
-              <w:bottom w:w="90" w:type="dxa"/>
-              <w:right w:w="110" w:type="dxa"/>
-            </w:tcMar>
-          </w:tcPr>
-          <w:p>
-            <w:pPr>
-              <w:pStyle w:val="TableBody"/>
-              <w:rPr>
-                <w:sz w:val="24"/>
-                <w:szCs w:val="24"/>
-              </w:rPr>
-            </w:pPr>
-            <w:proofErr w:type="spellStart"/>
-            <w:r>
-              <w:rPr>
-                <w:color w:val="0F172A"/>
-                <w:sz w:val="24"/>
-                <w:szCs w:val="24"/>
-              </w:rPr>
-              <w:t>src</w:t>
-            </w:r>
-            <w:proofErr w:type="spellEnd"/>
-            <w:r>
-              <w:rPr>
-                <w:color w:val="0F172A"/>
-                <w:sz w:val="24"/>
-                <w:szCs w:val="24"/>
-              </w:rPr>
-              <w:t>/client/components/</w:t>
-            </w:r>
-            <w:proofErr w:type="spellStart"/>
-            <w:r>
-              <w:rPr>
-                <w:color w:val="0F172A"/>
-                <w:sz w:val="24"/>
-                <w:szCs w:val="24"/>
-              </w:rPr>
-              <w:t>GlobalTripNotifications.tsx</w:t>
-            </w:r>
-            <w:proofErr w:type="spellEnd"/>
-          </w:p>
-        </w:tc>
-        <w:tc>
-          <w:tcPr>
-            <w:tcW w:w="2500" w:type="dxa"/>
-            <w:tcMar>
-              <w:top w:w="90" w:type="dxa"/>
-              <w:left w:w="110" w:type="dxa"/>
-              <w:bottom w:w="90" w:type="dxa"/>
-              <w:right w:w="110" w:type="dxa"/>
-            </w:tcMar>
-          </w:tcPr>
-          <w:p>
-            <w:pPr>
-              <w:pStyle w:val="TableBody"/>
-              <w:rPr>
-                <w:sz w:val="24"/>
-                <w:szCs w:val="24"/>
-              </w:rPr>
-            </w:pPr>
-            <w:proofErr w:type="spellStart"/>
-            <w:r>
-              <w:rPr>
-                <w:color w:val="0F172A"/>
-                <w:sz w:val="24"/>
-                <w:szCs w:val="24"/>
-              </w:rPr>
-              <w:t>Math.random</w:t>
-            </w:r>
-            <w:proofErr w:type="spellEnd"/>
-            <w:r>
-              <w:rPr>
-                <w:color w:val="0F172A"/>
-                <w:sz w:val="24"/>
-                <w:szCs w:val="24"/>
-              </w:rPr>
-              <w:t>() for notification IDs</w:t>
-            </w:r>
-          </w:p>
-        </w:tc>
-        <w:tc>
-          <w:tcPr>
-            <w:tcW w:w="2500" w:type="dxa"/>
-            <w:tcMar>
-              <w:top w:w="90" w:type="dxa"/>
-              <w:left w:w="110" w:type="dxa"/>
-              <w:bottom w:w="90" w:type="dxa"/>
-              <w:right w:w="110" w:type="dxa"/>
-            </w:tcMar>
-          </w:tcPr>
-          <w:p>
-            <w:pPr>
-              <w:pStyle w:val="TableBody"/>
-              <w:rPr>
-                <w:sz w:val="24"/>
-                <w:szCs w:val="24"/>
-              </w:rPr>
-            </w:pPr>
-            <w:r>
-              <w:rPr>
-                <w:color w:val="0F172A"/>
-                <w:sz w:val="24"/>
-                <w:szCs w:val="24"/>
-              </w:rPr>
-              <w:t xml:space="preserve">Replaced with </w:t>
-            </w:r>
-            <w:proofErr w:type="spellStart"/>
-            <w:proofErr w:type="gramStart"/>
-            <w:r>
-              <w:rPr>
-                <w:color w:val="0F172A"/>
-                <w:sz w:val="24"/>
-                <w:szCs w:val="24"/>
-              </w:rPr>
-              <w:t>crypto.randomUUID</w:t>
-            </w:r>
-            <w:proofErr w:type="spellEnd"/>
-            <w:proofErr w:type="gramEnd"/>
-            <w:r>
-              <w:rPr>
-                <w:color w:val="0F172A"/>
-                <w:sz w:val="24"/>
-                <w:szCs w:val="24"/>
-              </w:rPr>
-              <w:t>()</w:t>
+        <w:tc>
+          <w:tcPr>
+            <w:tcW w:w="2500" w:type="dxa"/>
+            <w:tcMar>
+              <w:top w:w="90" w:type="dxa"/>
+              <w:left w:w="110" w:type="dxa"/>
+              <w:bottom w:w="90" w:type="dxa"/>
+              <w:right w:w="110" w:type="dxa"/>
+            </w:tcMar>
+          </w:tcPr>
+          <w:p>
+            <w:pPr>
+              <w:pStyle w:val="TableBody"/>
+              <w:rPr>
+                <w:sz w:val="24"/>
+                <w:szCs w:val="24"/>
+              </w:rPr>
+            </w:pPr>
+            <w:r>
+              <w:rPr>
+                <w:color w:val="0F172A"/>
+                <w:sz w:val="24"/>
+                <w:szCs w:val="24"/>
+              </w:rPr>
+              <w:t>src/client/components/GlobalTripNotifications.tsx</w:t>
+            </w:r>
+          </w:p>
+        </w:tc>
+        <w:tc>
+          <w:tcPr>
+            <w:tcW w:w="2500" w:type="dxa"/>
+            <w:tcMar>
+              <w:top w:w="90" w:type="dxa"/>
+              <w:left w:w="110" w:type="dxa"/>
+              <w:bottom w:w="90" w:type="dxa"/>
+              <w:right w:w="110" w:type="dxa"/>
+            </w:tcMar>
+          </w:tcPr>
+          <w:p>
+            <w:pPr>
+              <w:pStyle w:val="TableBody"/>
+              <w:rPr>
+                <w:sz w:val="24"/>
+                <w:szCs w:val="24"/>
+              </w:rPr>
+            </w:pPr>
+            <w:r>
+              <w:rPr>
+                <w:color w:val="0F172A"/>
+                <w:sz w:val="24"/>
+                <w:szCs w:val="24"/>
+              </w:rPr>
+              <w:t>Math.random() for notification IDs</w:t>
+            </w:r>
+          </w:p>
+        </w:tc>
+        <w:tc>
+          <w:tcPr>
+            <w:tcW w:w="2500" w:type="dxa"/>
+            <w:tcMar>
+              <w:top w:w="90" w:type="dxa"/>
+              <w:left w:w="110" w:type="dxa"/>
+              <w:bottom w:w="90" w:type="dxa"/>
+              <w:right w:w="110" w:type="dxa"/>
+            </w:tcMar>
+          </w:tcPr>
+          <w:p>
+            <w:pPr>
+              <w:pStyle w:val="TableBody"/>
+              <w:rPr>
+                <w:sz w:val="24"/>
+                <w:szCs w:val="24"/>
+              </w:rPr>
+            </w:pPr>
+            <w:r>
+              <w:rPr>
+                <w:color w:val="0F172A"/>
+                <w:sz w:val="24"/>
+                <w:szCs w:val="24"/>
+              </w:rPr>
+              <w:t>Replaced with crypto.randomUUID()</w:t>
             </w:r>
           </w:p>
         </w:tc>
       </w:tr>
       <w:tr>
-        <w:tblPrEx>
-          <w:tblCellMar>
-            <w:top w:w="0" w:type="dxa"/>
-            <w:left w:w="0" w:type="dxa"/>
-            <w:bottom w:w="0" w:type="dxa"/>
-            <w:right w:w="0" w:type="dxa"/>
-          </w:tblCellMar>
-        </w:tblPrEx>
-        <w:tc>
-          <w:tcPr>
-            <w:tcW w:w="2500" w:type="dxa"/>
-            <w:tcMar>
-              <w:top w:w="90" w:type="dxa"/>
-              <w:left w:w="110" w:type="dxa"/>
-              <w:bottom w:w="90" w:type="dxa"/>
-              <w:right w:w="110" w:type="dxa"/>
-            </w:tcMar>
-          </w:tcPr>
-          <w:p>
-            <w:pPr>
-              <w:pStyle w:val="TableBody"/>
-              <w:rPr>
-                <w:sz w:val="24"/>
-                <w:szCs w:val="24"/>
-              </w:rPr>
-            </w:pPr>
-            <w:proofErr w:type="spellStart"/>
-            <w:r>
-              <w:rPr>
-                <w:color w:val="0F172A"/>
-                <w:sz w:val="24"/>
-                <w:szCs w:val="24"/>
-              </w:rPr>
-              <w:t>src</w:t>
-            </w:r>
-            <w:proofErr w:type="spellEnd"/>
-            <w:r>
-              <w:rPr>
-                <w:color w:val="0F172A"/>
-                <w:sz w:val="24"/>
-                <w:szCs w:val="24"/>
-              </w:rPr>
-              <w:t>/client/pages/</w:t>
-            </w:r>
-            <w:proofErr w:type="spellStart"/>
-            <w:r>
-              <w:rPr>
-                <w:color w:val="0F172A"/>
-                <w:sz w:val="24"/>
-                <w:szCs w:val="24"/>
-              </w:rPr>
-              <w:t>AssistantPage.tsx</w:t>
-            </w:r>
-            <w:proofErr w:type="spellEnd"/>
-          </w:p>
-        </w:tc>
-        <w:tc>
-          <w:tcPr>
-            <w:tcW w:w="2500" w:type="dxa"/>
-            <w:tcMar>
-              <w:top w:w="90" w:type="dxa"/>
-              <w:left w:w="110" w:type="dxa"/>
-              <w:bottom w:w="90" w:type="dxa"/>
-              <w:right w:w="110" w:type="dxa"/>
-            </w:tcMar>
-          </w:tcPr>
-          <w:p>
-            <w:pPr>
-              <w:pStyle w:val="TableBody"/>
-              <w:rPr>
-                <w:sz w:val="24"/>
-                <w:szCs w:val="24"/>
-              </w:rPr>
-            </w:pPr>
-            <w:proofErr w:type="spellStart"/>
-            <w:r>
-              <w:rPr>
-                <w:color w:val="0F172A"/>
-                <w:sz w:val="24"/>
-                <w:szCs w:val="24"/>
-              </w:rPr>
-              <w:t>Math.random</w:t>
-            </w:r>
-            <w:proofErr w:type="spellEnd"/>
-            <w:r>
-              <w:rPr>
-                <w:color w:val="0F172A"/>
-                <w:sz w:val="24"/>
-                <w:szCs w:val="24"/>
-              </w:rPr>
-              <w:t>() prompt shuffle</w:t>
-            </w:r>
-          </w:p>
-        </w:tc>
-        <w:tc>
-          <w:tcPr>
-            <w:tcW w:w="2500" w:type="dxa"/>
-            <w:tcMar>
-              <w:top w:w="90" w:type="dxa"/>
-              <w:left w:w="110" w:type="dxa"/>
-              <w:bottom w:w="90" w:type="dxa"/>
-              <w:right w:w="110" w:type="dxa"/>
-            </w:tcMar>
-          </w:tcPr>
-          <w:p>
-            <w:pPr>
-              <w:pStyle w:val="TableBody"/>
-              <w:rPr>
-                <w:sz w:val="24"/>
-                <w:szCs w:val="24"/>
-              </w:rPr>
-            </w:pPr>
-            <w:r>
-              <w:rPr>
-                <w:color w:val="0F172A"/>
-                <w:sz w:val="24"/>
-                <w:szCs w:val="24"/>
-              </w:rPr>
-              <w:t xml:space="preserve">Replaced with </w:t>
-            </w:r>
-            <w:proofErr w:type="spellStart"/>
-            <w:proofErr w:type="gramStart"/>
-            <w:r>
-              <w:rPr>
-                <w:color w:val="0F172A"/>
-                <w:sz w:val="24"/>
-                <w:szCs w:val="24"/>
-              </w:rPr>
-              <w:t>crypto.getRandomValues</w:t>
-            </w:r>
-            <w:proofErr w:type="spellEnd"/>
-            <w:proofErr w:type="gramEnd"/>
-            <w:r>
-              <w:rPr>
-                <w:color w:val="0F172A"/>
-                <w:sz w:val="24"/>
-                <w:szCs w:val="24"/>
-              </w:rPr>
-              <w:t>() Fisher-Yates shuffle</w:t>
+        <w:tc>
+          <w:tcPr>
+            <w:tcW w:w="2500" w:type="dxa"/>
+            <w:tcMar>
+              <w:top w:w="90" w:type="dxa"/>
+              <w:left w:w="110" w:type="dxa"/>
+              <w:bottom w:w="90" w:type="dxa"/>
+              <w:right w:w="110" w:type="dxa"/>
+            </w:tcMar>
+          </w:tcPr>
+          <w:p>
+            <w:pPr>
+              <w:pStyle w:val="TableBody"/>
+              <w:rPr>
+                <w:sz w:val="24"/>
+                <w:szCs w:val="24"/>
+              </w:rPr>
+            </w:pPr>
+            <w:r>
+              <w:rPr>
+                <w:color w:val="0F172A"/>
+                <w:sz w:val="24"/>
+                <w:szCs w:val="24"/>
+              </w:rPr>
+              <w:t>src/client/pages/AssistantPage.tsx</w:t>
+            </w:r>
+          </w:p>
+        </w:tc>
+        <w:tc>
+          <w:tcPr>
+            <w:tcW w:w="2500" w:type="dxa"/>
+            <w:tcMar>
+              <w:top w:w="90" w:type="dxa"/>
+              <w:left w:w="110" w:type="dxa"/>
+              <w:bottom w:w="90" w:type="dxa"/>
+              <w:right w:w="110" w:type="dxa"/>
+            </w:tcMar>
+          </w:tcPr>
+          <w:p>
+            <w:pPr>
+              <w:pStyle w:val="TableBody"/>
+              <w:rPr>
+                <w:sz w:val="24"/>
+                <w:szCs w:val="24"/>
+              </w:rPr>
+            </w:pPr>
+            <w:r>
+              <w:rPr>
+                <w:color w:val="0F172A"/>
+                <w:sz w:val="24"/>
+                <w:szCs w:val="24"/>
+              </w:rPr>
+              <w:t>Math.random() prompt shuffle</w:t>
+            </w:r>
+          </w:p>
+        </w:tc>
+        <w:tc>
+          <w:tcPr>
+            <w:tcW w:w="2500" w:type="dxa"/>
+            <w:tcMar>
+              <w:top w:w="90" w:type="dxa"/>
+              <w:left w:w="110" w:type="dxa"/>
+              <w:bottom w:w="90" w:type="dxa"/>
+              <w:right w:w="110" w:type="dxa"/>
+            </w:tcMar>
+          </w:tcPr>
+          <w:p>
+            <w:pPr>
+              <w:pStyle w:val="TableBody"/>
+              <w:rPr>
+                <w:sz w:val="24"/>
+                <w:szCs w:val="24"/>
+              </w:rPr>
+            </w:pPr>
+            <w:r>
+              <w:rPr>
+                <w:color w:val="0F172A"/>
+                <w:sz w:val="24"/>
+                <w:szCs w:val="24"/>
+              </w:rPr>
+              <w:t>Replaced with crypto.getRandomValues() Fisher-Yates shuffle</w:t>
             </w:r>
           </w:p>
         </w:tc>
@@ -10895,7 +9162,6 @@
           <w:sz w:val="29"/>
           <w:szCs w:val="24"/>
         </w:rPr>
-        <w:lastRenderedPageBreak/>
         <w:t>Final overview metrics</w:t>
       </w:r>
       <w:bookmarkEnd w:id="21"/>
@@ -10914,12 +9180,6 @@
           <w:insideH w:val="single" w:sz="4" w:space="0" w:color="E2E8F0"/>
           <w:insideV w:val="single" w:sz="4" w:space="0" w:color="E2E8F0"/>
         </w:tblBorders>
-        <w:tblCellMar>
-          <w:top w:w="0" w:type="dxa"/>
-          <w:left w:w="0" w:type="dxa"/>
-          <w:bottom w:w="0" w:type="dxa"/>
-          <w:right w:w="0" w:type="dxa"/>
-        </w:tblCellMar>
         <w:tblLook w:val="04A0" w:firstRow="1" w:lastRow="0" w:firstColumn="1" w:lastColumn="0" w:noHBand="0" w:noVBand="1"/>
       </w:tblPr>
       <w:tblGrid>
@@ -10927,14 +9187,6 @@
         <w:gridCol w:w="2500"/>
       </w:tblGrid>
       <w:tr>
-        <w:tblPrEx>
-          <w:tblCellMar>
-            <w:top w:w="0" w:type="dxa"/>
-            <w:left w:w="0" w:type="dxa"/>
-            <w:bottom w:w="0" w:type="dxa"/>
-            <w:right w:w="0" w:type="dxa"/>
-          </w:tblCellMar>
-        </w:tblPrEx>
         <w:tc>
           <w:tcPr>
             <w:tcW w:w="2500" w:type="dxa"/>
@@ -10997,14 +9249,6 @@
         </w:tc>
       </w:tr>
       <w:tr>
-        <w:tblPrEx>
-          <w:tblCellMar>
-            <w:top w:w="0" w:type="dxa"/>
-            <w:left w:w="0" w:type="dxa"/>
-            <w:bottom w:w="0" w:type="dxa"/>
-            <w:right w:w="0" w:type="dxa"/>
-          </w:tblCellMar>
-        </w:tblPrEx>
         <w:tc>
           <w:tcPr>
             <w:tcW w:w="2500" w:type="dxa"/>
@@ -11063,14 +9307,6 @@
         </w:tc>
       </w:tr>
       <w:tr>
-        <w:tblPrEx>
-          <w:tblCellMar>
-            <w:top w:w="0" w:type="dxa"/>
-            <w:left w:w="0" w:type="dxa"/>
-            <w:bottom w:w="0" w:type="dxa"/>
-            <w:right w:w="0" w:type="dxa"/>
-          </w:tblCellMar>
-        </w:tblPrEx>
         <w:tc>
           <w:tcPr>
             <w:tcW w:w="2500" w:type="dxa"/>
@@ -11129,14 +9365,6 @@
         </w:tc>
       </w:tr>
       <w:tr>
-        <w:tblPrEx>
-          <w:tblCellMar>
-            <w:top w:w="0" w:type="dxa"/>
-            <w:left w:w="0" w:type="dxa"/>
-            <w:bottom w:w="0" w:type="dxa"/>
-            <w:right w:w="0" w:type="dxa"/>
-          </w:tblCellMar>
-        </w:tblPrEx>
         <w:tc>
           <w:tcPr>
             <w:tcW w:w="2500" w:type="dxa"/>
@@ -11195,14 +9423,6 @@
         </w:tc>
       </w:tr>
       <w:tr>
-        <w:tblPrEx>
-          <w:tblCellMar>
-            <w:top w:w="0" w:type="dxa"/>
-            <w:left w:w="0" w:type="dxa"/>
-            <w:bottom w:w="0" w:type="dxa"/>
-            <w:right w:w="0" w:type="dxa"/>
-          </w:tblCellMar>
-        </w:tblPrEx>
         <w:tc>
           <w:tcPr>
             <w:tcW w:w="2500" w:type="dxa"/>
@@ -11261,14 +9481,6 @@
         </w:tc>
       </w:tr>
       <w:tr>
-        <w:tblPrEx>
-          <w:tblCellMar>
-            <w:top w:w="0" w:type="dxa"/>
-            <w:left w:w="0" w:type="dxa"/>
-            <w:bottom w:w="0" w:type="dxa"/>
-            <w:right w:w="0" w:type="dxa"/>
-          </w:tblCellMar>
-        </w:tblPrEx>
         <w:tc>
           <w:tcPr>
             <w:tcW w:w="2500" w:type="dxa"/>
@@ -11327,38 +9539,31 @@
         </w:tc>
       </w:tr>
       <w:tr>
-        <w:tblPrEx>
-          <w:tblCellMar>
-            <w:top w:w="0" w:type="dxa"/>
-            <w:left w:w="0" w:type="dxa"/>
-            <w:bottom w:w="0" w:type="dxa"/>
-            <w:right w:w="0" w:type="dxa"/>
-          </w:tblCellMar>
-        </w:tblPrEx>
-        <w:tc>
-          <w:tcPr>
-            <w:tcW w:w="2500" w:type="dxa"/>
-            <w:tcMar>
-              <w:top w:w="90" w:type="dxa"/>
-              <w:left w:w="110" w:type="dxa"/>
-              <w:bottom w:w="90" w:type="dxa"/>
-              <w:right w:w="110" w:type="dxa"/>
-            </w:tcMar>
-          </w:tcPr>
-          <w:p>
-            <w:pPr>
-              <w:pStyle w:val="TableBody"/>
-              <w:rPr>
-                <w:sz w:val="24"/>
-                <w:szCs w:val="24"/>
-              </w:rPr>
-            </w:pPr>
-            <w:r>
-              <w:rPr>
-                <w:color w:val="0F172A"/>
-                <w:sz w:val="24"/>
-                <w:szCs w:val="24"/>
-              </w:rPr>
+        <w:tc>
+          <w:tcPr>
+            <w:tcW w:w="2500" w:type="dxa"/>
+            <w:tcMar>
+              <w:top w:w="90" w:type="dxa"/>
+              <w:left w:w="110" w:type="dxa"/>
+              <w:bottom w:w="90" w:type="dxa"/>
+              <w:right w:w="110" w:type="dxa"/>
+            </w:tcMar>
+          </w:tcPr>
+          <w:p>
+            <w:pPr>
+              <w:pStyle w:val="TableBody"/>
+              <w:rPr>
+                <w:sz w:val="24"/>
+                <w:szCs w:val="24"/>
+              </w:rPr>
+            </w:pPr>
+            <w:r>
+              <w:rPr>
+                <w:color w:val="0F172A"/>
+                <w:sz w:val="24"/>
+                <w:szCs w:val="24"/>
+              </w:rPr>
+              <w:lastRenderedPageBreak/>
               <w:t>Maintainability rating</w:t>
             </w:r>
           </w:p>
@@ -11393,14 +9598,6 @@
         </w:tc>
       </w:tr>
       <w:tr>
-        <w:tblPrEx>
-          <w:tblCellMar>
-            <w:top w:w="0" w:type="dxa"/>
-            <w:left w:w="0" w:type="dxa"/>
-            <w:bottom w:w="0" w:type="dxa"/>
-            <w:right w:w="0" w:type="dxa"/>
-          </w:tblCellMar>
-        </w:tblPrEx>
         <w:tc>
           <w:tcPr>
             <w:tcW w:w="2500" w:type="dxa"/>
@@ -11459,14 +9656,6 @@
         </w:tc>
       </w:tr>
       <w:tr>
-        <w:tblPrEx>
-          <w:tblCellMar>
-            <w:top w:w="0" w:type="dxa"/>
-            <w:left w:w="0" w:type="dxa"/>
-            <w:bottom w:w="0" w:type="dxa"/>
-            <w:right w:w="0" w:type="dxa"/>
-          </w:tblCellMar>
-        </w:tblPrEx>
         <w:tc>
           <w:tcPr>
             <w:tcW w:w="2500" w:type="dxa"/>
@@ -11525,14 +9714,6 @@
         </w:tc>
       </w:tr>
       <w:tr>
-        <w:tblPrEx>
-          <w:tblCellMar>
-            <w:top w:w="0" w:type="dxa"/>
-            <w:left w:w="0" w:type="dxa"/>
-            <w:bottom w:w="0" w:type="dxa"/>
-            <w:right w:w="0" w:type="dxa"/>
-          </w:tblCellMar>
-        </w:tblPrEx>
         <w:tc>
           <w:tcPr>
             <w:tcW w:w="2500" w:type="dxa"/>
@@ -11591,14 +9772,6 @@
         </w:tc>
       </w:tr>
       <w:tr>
-        <w:tblPrEx>
-          <w:tblCellMar>
-            <w:top w:w="0" w:type="dxa"/>
-            <w:left w:w="0" w:type="dxa"/>
-            <w:bottom w:w="0" w:type="dxa"/>
-            <w:right w:w="0" w:type="dxa"/>
-          </w:tblCellMar>
-        </w:tblPrEx>
         <w:tc>
           <w:tcPr>
             <w:tcW w:w="2500" w:type="dxa"/>
@@ -11657,14 +9830,6 @@
         </w:tc>
       </w:tr>
       <w:tr>
-        <w:tblPrEx>
-          <w:tblCellMar>
-            <w:top w:w="0" w:type="dxa"/>
-            <w:left w:w="0" w:type="dxa"/>
-            <w:bottom w:w="0" w:type="dxa"/>
-            <w:right w:w="0" w:type="dxa"/>
-          </w:tblCellMar>
-        </w:tblPrEx>
         <w:tc>
           <w:tcPr>
             <w:tcW w:w="2500" w:type="dxa"/>
@@ -11723,14 +9888,6 @@
         </w:tc>
       </w:tr>
       <w:tr>
-        <w:tblPrEx>
-          <w:tblCellMar>
-            <w:top w:w="0" w:type="dxa"/>
-            <w:left w:w="0" w:type="dxa"/>
-            <w:bottom w:w="0" w:type="dxa"/>
-            <w:right w:w="0" w:type="dxa"/>
-          </w:tblCellMar>
-        </w:tblPrEx>
         <w:tc>
           <w:tcPr>
             <w:tcW w:w="2500" w:type="dxa"/>
@@ -11789,14 +9946,6 @@
         </w:tc>
       </w:tr>
       <w:tr>
-        <w:tblPrEx>
-          <w:tblCellMar>
-            <w:top w:w="0" w:type="dxa"/>
-            <w:left w:w="0" w:type="dxa"/>
-            <w:bottom w:w="0" w:type="dxa"/>
-            <w:right w:w="0" w:type="dxa"/>
-          </w:tblCellMar>
-        </w:tblPrEx>
         <w:tc>
           <w:tcPr>
             <w:tcW w:w="2500" w:type="dxa"/>
@@ -11859,6 +10008,9 @@
     <w:p/>
     <w:p>
       <w:r>
+        <w:rPr>
+          <w:noProof/>
+        </w:rPr>
         <w:drawing>
           <wp:inline distT="0" distB="0" distL="0" distR="0" wp14:anchorId="1A3B4A85" wp14:editId="1FCFD727">
             <wp:extent cx="6668817" cy="3014505"/>
@@ -11911,7 +10063,6 @@
           <w:sz w:val="29"/>
           <w:szCs w:val="24"/>
         </w:rPr>
-        <w:lastRenderedPageBreak/>
         <w:t>New code status</w:t>
       </w:r>
       <w:bookmarkEnd w:id="22"/>
@@ -11930,12 +10081,6 @@
           <w:insideH w:val="single" w:sz="4" w:space="0" w:color="E2E8F0"/>
           <w:insideV w:val="single" w:sz="4" w:space="0" w:color="E2E8F0"/>
         </w:tblBorders>
-        <w:tblCellMar>
-          <w:top w:w="0" w:type="dxa"/>
-          <w:left w:w="0" w:type="dxa"/>
-          <w:bottom w:w="0" w:type="dxa"/>
-          <w:right w:w="0" w:type="dxa"/>
-        </w:tblCellMar>
         <w:tblLook w:val="04A0" w:firstRow="1" w:lastRow="0" w:firstColumn="1" w:lastColumn="0" w:noHBand="0" w:noVBand="1"/>
       </w:tblPr>
       <w:tblGrid>
@@ -11943,14 +10088,6 @@
         <w:gridCol w:w="2500"/>
       </w:tblGrid>
       <w:tr>
-        <w:tblPrEx>
-          <w:tblCellMar>
-            <w:top w:w="0" w:type="dxa"/>
-            <w:left w:w="0" w:type="dxa"/>
-            <w:bottom w:w="0" w:type="dxa"/>
-            <w:right w:w="0" w:type="dxa"/>
-          </w:tblCellMar>
-        </w:tblPrEx>
         <w:tc>
           <w:tcPr>
             <w:tcW w:w="2500" w:type="dxa"/>
@@ -12013,14 +10150,6 @@
         </w:tc>
       </w:tr>
       <w:tr>
-        <w:tblPrEx>
-          <w:tblCellMar>
-            <w:top w:w="0" w:type="dxa"/>
-            <w:left w:w="0" w:type="dxa"/>
-            <w:bottom w:w="0" w:type="dxa"/>
-            <w:right w:w="0" w:type="dxa"/>
-          </w:tblCellMar>
-        </w:tblPrEx>
         <w:tc>
           <w:tcPr>
             <w:tcW w:w="2500" w:type="dxa"/>
@@ -12079,14 +10208,6 @@
         </w:tc>
       </w:tr>
       <w:tr>
-        <w:tblPrEx>
-          <w:tblCellMar>
-            <w:top w:w="0" w:type="dxa"/>
-            <w:left w:w="0" w:type="dxa"/>
-            <w:bottom w:w="0" w:type="dxa"/>
-            <w:right w:w="0" w:type="dxa"/>
-          </w:tblCellMar>
-        </w:tblPrEx>
         <w:tc>
           <w:tcPr>
             <w:tcW w:w="2500" w:type="dxa"/>
@@ -12145,14 +10266,6 @@
         </w:tc>
       </w:tr>
       <w:tr>
-        <w:tblPrEx>
-          <w:tblCellMar>
-            <w:top w:w="0" w:type="dxa"/>
-            <w:left w:w="0" w:type="dxa"/>
-            <w:bottom w:w="0" w:type="dxa"/>
-            <w:right w:w="0" w:type="dxa"/>
-          </w:tblCellMar>
-        </w:tblPrEx>
         <w:tc>
           <w:tcPr>
             <w:tcW w:w="2500" w:type="dxa"/>
@@ -12211,14 +10324,6 @@
         </w:tc>
       </w:tr>
       <w:tr>
-        <w:tblPrEx>
-          <w:tblCellMar>
-            <w:top w:w="0" w:type="dxa"/>
-            <w:left w:w="0" w:type="dxa"/>
-            <w:bottom w:w="0" w:type="dxa"/>
-            <w:right w:w="0" w:type="dxa"/>
-          </w:tblCellMar>
-        </w:tblPrEx>
         <w:tc>
           <w:tcPr>
             <w:tcW w:w="2500" w:type="dxa"/>
@@ -12277,14 +10382,6 @@
         </w:tc>
       </w:tr>
       <w:tr>
-        <w:tblPrEx>
-          <w:tblCellMar>
-            <w:top w:w="0" w:type="dxa"/>
-            <w:left w:w="0" w:type="dxa"/>
-            <w:bottom w:w="0" w:type="dxa"/>
-            <w:right w:w="0" w:type="dxa"/>
-          </w:tblCellMar>
-        </w:tblPrEx>
         <w:tc>
           <w:tcPr>
             <w:tcW w:w="2500" w:type="dxa"/>
@@ -12373,15 +10470,7 @@
           <w:sz w:val="24"/>
           <w:szCs w:val="24"/>
         </w:rPr>
-        <w:t>The final analysis still shows 0.0% coverage because SonarQube has not yet been connected to an LCOV coverage report. This does not mean that tests are missing. The project includes automated unit tests, route integration tests, and database integration te</w:t>
-      </w:r>
-      <w:r>
-        <w:rPr>
-          <w:color w:val="1F2937"/>
-          <w:sz w:val="24"/>
-          <w:szCs w:val="24"/>
-        </w:rPr>
-        <w:t>sts, but coverage export/import is planned as a later improvement.</w:t>
+        <w:t>The final analysis still shows 0.0% coverage because SonarQube has not yet been connected to an LCOV coverage report. This does not mean that tests are missing. The project includes automated unit tests, route integration tests, and database integration tests, but coverage export/import is planned as a later improvement.</w:t>
       </w:r>
     </w:p>
     <w:p/>
@@ -12428,15 +10517,7 @@
           <w:sz w:val="29"/>
           <w:szCs w:val="24"/>
         </w:rPr>
-        <w:t>V</w:t>
-      </w:r>
-      <w:r>
-        <w:rPr>
-          <w:color w:val="0F172A"/>
-          <w:sz w:val="29"/>
-          <w:szCs w:val="24"/>
-        </w:rPr>
-        <w:t>erification commands</w:t>
+        <w:t>Verification commands</w:t>
       </w:r>
       <w:bookmarkEnd w:id="24"/>
     </w:p>
@@ -12456,23 +10537,13 @@
           <w:szCs w:val="24"/>
         </w:rPr>
       </w:pPr>
-      <w:proofErr w:type="spellStart"/>
       <w:r>
         <w:rPr>
           <w:color w:val="334155"/>
           <w:sz w:val="24"/>
           <w:szCs w:val="24"/>
         </w:rPr>
-        <w:t>npm</w:t>
-      </w:r>
-      <w:proofErr w:type="spellEnd"/>
-      <w:r>
-        <w:rPr>
-          <w:color w:val="334155"/>
-          <w:sz w:val="24"/>
-          <w:szCs w:val="24"/>
-        </w:rPr>
-        <w:t xml:space="preserve"> test</w:t>
+        <w:t>npm test</w:t>
       </w:r>
     </w:p>
     <w:p>
@@ -12483,31 +10554,13 @@
           <w:szCs w:val="24"/>
         </w:rPr>
       </w:pPr>
-      <w:proofErr w:type="spellStart"/>
       <w:r>
         <w:rPr>
           <w:color w:val="334155"/>
           <w:sz w:val="24"/>
           <w:szCs w:val="24"/>
         </w:rPr>
-        <w:t>npm</w:t>
-      </w:r>
-      <w:proofErr w:type="spellEnd"/>
-      <w:r>
-        <w:rPr>
-          <w:color w:val="334155"/>
-          <w:sz w:val="24"/>
-          <w:szCs w:val="24"/>
-        </w:rPr>
-        <w:t xml:space="preserve"> r</w:t>
-      </w:r>
-      <w:r>
-        <w:rPr>
-          <w:color w:val="334155"/>
-          <w:sz w:val="24"/>
-          <w:szCs w:val="24"/>
-        </w:rPr>
-        <w:t>un build</w:t>
+        <w:t>npm run build</w:t>
       </w:r>
     </w:p>
     <w:p/>
@@ -12544,12 +10597,6 @@
           <w:insideH w:val="single" w:sz="4" w:space="0" w:color="E2E8F0"/>
           <w:insideV w:val="single" w:sz="4" w:space="0" w:color="E2E8F0"/>
         </w:tblBorders>
-        <w:tblCellMar>
-          <w:top w:w="0" w:type="dxa"/>
-          <w:left w:w="0" w:type="dxa"/>
-          <w:bottom w:w="0" w:type="dxa"/>
-          <w:right w:w="0" w:type="dxa"/>
-        </w:tblCellMar>
         <w:tblLook w:val="04A0" w:firstRow="1" w:lastRow="0" w:firstColumn="1" w:lastColumn="0" w:noHBand="0" w:noVBand="1"/>
       </w:tblPr>
       <w:tblGrid>
@@ -12557,14 +10604,6 @@
         <w:gridCol w:w="2500"/>
       </w:tblGrid>
       <w:tr>
-        <w:tblPrEx>
-          <w:tblCellMar>
-            <w:top w:w="0" w:type="dxa"/>
-            <w:left w:w="0" w:type="dxa"/>
-            <w:bottom w:w="0" w:type="dxa"/>
-            <w:right w:w="0" w:type="dxa"/>
-          </w:tblCellMar>
-        </w:tblPrEx>
         <w:tc>
           <w:tcPr>
             <w:tcW w:w="2500" w:type="dxa"/>
@@ -12627,14 +10666,6 @@
         </w:tc>
       </w:tr>
       <w:tr>
-        <w:tblPrEx>
-          <w:tblCellMar>
-            <w:top w:w="0" w:type="dxa"/>
-            <w:left w:w="0" w:type="dxa"/>
-            <w:bottom w:w="0" w:type="dxa"/>
-            <w:right w:w="0" w:type="dxa"/>
-          </w:tblCellMar>
-        </w:tblPrEx>
         <w:tc>
           <w:tcPr>
             <w:tcW w:w="2500" w:type="dxa"/>
@@ -12693,14 +10724,6 @@
         </w:tc>
       </w:tr>
       <w:tr>
-        <w:tblPrEx>
-          <w:tblCellMar>
-            <w:top w:w="0" w:type="dxa"/>
-            <w:left w:w="0" w:type="dxa"/>
-            <w:bottom w:w="0" w:type="dxa"/>
-            <w:right w:w="0" w:type="dxa"/>
-          </w:tblCellMar>
-        </w:tblPrEx>
         <w:tc>
           <w:tcPr>
             <w:tcW w:w="2500" w:type="dxa"/>
@@ -12759,14 +10782,6 @@
         </w:tc>
       </w:tr>
       <w:tr>
-        <w:tblPrEx>
-          <w:tblCellMar>
-            <w:top w:w="0" w:type="dxa"/>
-            <w:left w:w="0" w:type="dxa"/>
-            <w:bottom w:w="0" w:type="dxa"/>
-            <w:right w:w="0" w:type="dxa"/>
-          </w:tblCellMar>
-        </w:tblPrEx>
         <w:tc>
           <w:tcPr>
             <w:tcW w:w="2500" w:type="dxa"/>
@@ -12825,39 +10840,30 @@
         </w:tc>
       </w:tr>
       <w:tr>
-        <w:tblPrEx>
-          <w:tblCellMar>
-            <w:top w:w="0" w:type="dxa"/>
-            <w:left w:w="0" w:type="dxa"/>
-            <w:bottom w:w="0" w:type="dxa"/>
-            <w:right w:w="0" w:type="dxa"/>
-          </w:tblCellMar>
-        </w:tblPrEx>
-        <w:tc>
-          <w:tcPr>
-            <w:tcW w:w="2500" w:type="dxa"/>
-            <w:tcMar>
-              <w:top w:w="90" w:type="dxa"/>
-              <w:left w:w="110" w:type="dxa"/>
-              <w:bottom w:w="90" w:type="dxa"/>
-              <w:right w:w="110" w:type="dxa"/>
-            </w:tcMar>
-          </w:tcPr>
-          <w:p>
-            <w:pPr>
-              <w:pStyle w:val="TableBody"/>
-              <w:rPr>
-                <w:sz w:val="24"/>
-                <w:szCs w:val="24"/>
-              </w:rPr>
-            </w:pPr>
-            <w:r>
-              <w:rPr>
-                <w:color w:val="0F172A"/>
-                <w:sz w:val="24"/>
-                <w:szCs w:val="24"/>
-              </w:rPr>
-              <w:lastRenderedPageBreak/>
+        <w:tc>
+          <w:tcPr>
+            <w:tcW w:w="2500" w:type="dxa"/>
+            <w:tcMar>
+              <w:top w:w="90" w:type="dxa"/>
+              <w:left w:w="110" w:type="dxa"/>
+              <w:bottom w:w="90" w:type="dxa"/>
+              <w:right w:w="110" w:type="dxa"/>
+            </w:tcMar>
+          </w:tcPr>
+          <w:p>
+            <w:pPr>
+              <w:pStyle w:val="TableBody"/>
+              <w:rPr>
+                <w:sz w:val="24"/>
+                <w:szCs w:val="24"/>
+              </w:rPr>
+            </w:pPr>
+            <w:r>
+              <w:rPr>
+                <w:color w:val="0F172A"/>
+                <w:sz w:val="24"/>
+                <w:szCs w:val="24"/>
+              </w:rPr>
               <w:t>Full test suite</w:t>
             </w:r>
           </w:p>
@@ -12892,14 +10898,6 @@
         </w:tc>
       </w:tr>
       <w:tr>
-        <w:tblPrEx>
-          <w:tblCellMar>
-            <w:top w:w="0" w:type="dxa"/>
-            <w:left w:w="0" w:type="dxa"/>
-            <w:bottom w:w="0" w:type="dxa"/>
-            <w:right w:w="0" w:type="dxa"/>
-          </w:tblCellMar>
-        </w:tblPrEx>
         <w:tc>
           <w:tcPr>
             <w:tcW w:w="2500" w:type="dxa"/>
@@ -12974,25 +10972,7 @@
           <w:sz w:val="24"/>
           <w:szCs w:val="22"/>
         </w:rPr>
-        <w:t xml:space="preserve">The production build still reports a </w:t>
-      </w:r>
-      <w:proofErr w:type="spellStart"/>
-      <w:r>
-        <w:rPr>
-          <w:color w:val="1F2937"/>
-          <w:sz w:val="24"/>
-          <w:szCs w:val="22"/>
-        </w:rPr>
-        <w:t>Vite</w:t>
-      </w:r>
-      <w:proofErr w:type="spellEnd"/>
-      <w:r>
-        <w:rPr>
-          <w:color w:val="1F2937"/>
-          <w:sz w:val="24"/>
-          <w:szCs w:val="22"/>
-        </w:rPr>
-        <w:t xml:space="preserve"> chunk-size warning. This warning is not a build failure and does not affect the SonarQube quality gate. It can be addressed later through code splitting or manual chunk configuration.</w:t>
+        <w:t>The production build still reports a Vite chunk-size warning. This warning is not a build failure and does not affect the SonarQube quality gate. It can be addressed later through code splitting or manual chunk configuration.</w:t>
       </w:r>
     </w:p>
     <w:p/>
@@ -13002,6 +10982,7 @@
       </w:pPr>
       <w:bookmarkStart w:id="26" w:name="_Toc231499986"/>
       <w:r>
+        <w:lastRenderedPageBreak/>
         <w:t>1</w:t>
       </w:r>
       <w:r>
@@ -13038,33 +11019,7 @@
           <w:sz w:val="24"/>
           <w:szCs w:val="24"/>
         </w:rPr>
-        <w:t>T</w:t>
-      </w:r>
-      <w:r>
-        <w:rPr>
-          <w:color w:val="0F172A"/>
-          <w:sz w:val="24"/>
-          <w:szCs w:val="24"/>
-        </w:rPr>
-        <w:t xml:space="preserve">he SonarQube analysis improved the </w:t>
-      </w:r>
-      <w:proofErr w:type="spellStart"/>
-      <w:r>
-        <w:rPr>
-          <w:color w:val="0F172A"/>
-          <w:sz w:val="24"/>
-          <w:szCs w:val="24"/>
-        </w:rPr>
-        <w:t>SkyNode</w:t>
-      </w:r>
-      <w:proofErr w:type="spellEnd"/>
-      <w:r>
-        <w:rPr>
-          <w:color w:val="0F172A"/>
-          <w:sz w:val="24"/>
-          <w:szCs w:val="24"/>
-        </w:rPr>
-        <w:t xml:space="preserve"> codebase by identifying high-priority maintainability issues and security hotspots before deployment automation. The remediation process reduced high-severity issues to zero, removed all 19 security hotspots, improved the security hotspot rating from E to A, and kept new-code quality at zero issues.</w:t>
+        <w:t>The SonarQube analysis improved the SkyNode codebase by identifying high-priority maintainability issues and security hotspots before deployment automation. The remediation process reduced high-severity issues to zero, removed all 19 security hotspots, improved the security hotspot rating from E to A, and kept new-code quality at zero issues.</w:t>
       </w:r>
     </w:p>
     <w:p/>
